--- a/Диплом глава 3.docx
+++ b/Диплом глава 3.docx
@@ -1,6 +1,6 @@
 
 <file path=word/document.xml><?xml version="1.0" encoding="utf-8"?>
-<w:document xmlns:wpc="http://schemas.microsoft.com/office/word/2010/wordprocessingCanvas" xmlns:cx="http://schemas.microsoft.com/office/drawing/2014/chartex" xmlns:cx1="http://schemas.microsoft.com/office/drawing/2015/9/8/chartex" xmlns:cx2="http://schemas.microsoft.com/office/drawing/2015/10/21/chartex" xmlns:cx3="http://schemas.microsoft.com/office/drawing/2016/5/9/chartex" xmlns:cx4="http://schemas.microsoft.com/office/drawing/2016/5/10/chartex" xmlns:cx5="http://schemas.microsoft.com/office/drawing/2016/5/11/chartex" xmlns:cx6="http://schemas.microsoft.com/office/drawing/2016/5/12/chartex" xmlns:cx7="http://schemas.microsoft.com/office/drawing/2016/5/13/chartex" xmlns:cx8="http://schemas.microsoft.com/office/drawing/2016/5/14/chartex" xmlns:mc="http://schemas.openxmlformats.org/markup-compatibility/2006" xmlns:aink="http://schemas.microsoft.com/office/drawing/2016/ink" xmlns:am3d="http://schemas.microsoft.com/office/drawing/2017/model3d" xmlns:o="urn:schemas-microsoft-com:office:office" xmlns:r="http://schemas.openxmlformats.org/officeDocument/2006/relationships" xmlns:m="http://schemas.openxmlformats.org/officeDocument/2006/math" xmlns:v="urn:schemas-microsoft-com:vml" xmlns:wp14="http://schemas.microsoft.com/office/word/2010/wordprocessingDrawing" xmlns:wp="http://schemas.openxmlformats.org/drawingml/2006/wordprocessingDrawing" xmlns:w10="urn:schemas-microsoft-com:office:word" xmlns:w="http://schemas.openxmlformats.org/wordprocessingml/2006/main" xmlns:w14="http://schemas.microsoft.com/office/word/2010/wordml" xmlns:w15="http://schemas.microsoft.com/office/word/2012/wordml" xmlns:w16cex="http://schemas.microsoft.com/office/word/2018/wordml/cex" xmlns:w16cid="http://schemas.microsoft.com/office/word/2016/wordml/cid" xmlns:w16="http://schemas.microsoft.com/office/word/2018/wordml" xmlns:w16sdtdh="http://schemas.microsoft.com/office/word/2020/wordml/sdtdatahash" xmlns:w16se="http://schemas.microsoft.com/office/word/2015/wordml/symex" xmlns:wpg="http://schemas.microsoft.com/office/word/2010/wordprocessingGroup" xmlns:wpi="http://schemas.microsoft.com/office/word/2010/wordprocessingInk" xmlns:wne="http://schemas.microsoft.com/office/word/2006/wordml" xmlns:wps="http://schemas.microsoft.com/office/word/2010/wordprocessingShape" mc:Ignorable="w14 w15 w16se w16cid w16 w16cex w16sdtdh wp14">
+<w:document xmlns:wpc="http://schemas.microsoft.com/office/word/2010/wordprocessingCanvas" xmlns:cx="http://schemas.microsoft.com/office/drawing/2014/chartex" xmlns:cx1="http://schemas.microsoft.com/office/drawing/2015/9/8/chartex" xmlns:cx2="http://schemas.microsoft.com/office/drawing/2015/10/21/chartex" xmlns:cx3="http://schemas.microsoft.com/office/drawing/2016/5/9/chartex" xmlns:cx4="http://schemas.microsoft.com/office/drawing/2016/5/10/chartex" xmlns:cx5="http://schemas.microsoft.com/office/drawing/2016/5/11/chartex" xmlns:cx6="http://schemas.microsoft.com/office/drawing/2016/5/12/chartex" xmlns:cx7="http://schemas.microsoft.com/office/drawing/2016/5/13/chartex" xmlns:cx8="http://schemas.microsoft.com/office/drawing/2016/5/14/chartex" xmlns:mc="http://schemas.openxmlformats.org/markup-compatibility/2006" xmlns:aink="http://schemas.microsoft.com/office/drawing/2016/ink" xmlns:am3d="http://schemas.microsoft.com/office/drawing/2017/model3d" xmlns:o="urn:schemas-microsoft-com:office:office" xmlns:oel="http://schemas.microsoft.com/office/2019/extlst" xmlns:r="http://schemas.openxmlformats.org/officeDocument/2006/relationships" xmlns:m="http://schemas.openxmlformats.org/officeDocument/2006/math" xmlns:v="urn:schemas-microsoft-com:vml" xmlns:wp14="http://schemas.microsoft.com/office/word/2010/wordprocessingDrawing" xmlns:wp="http://schemas.openxmlformats.org/drawingml/2006/wordprocessingDrawing" xmlns:w10="urn:schemas-microsoft-com:office:word" xmlns:w="http://schemas.openxmlformats.org/wordprocessingml/2006/main" xmlns:w14="http://schemas.microsoft.com/office/word/2010/wordml" xmlns:w15="http://schemas.microsoft.com/office/word/2012/wordml" xmlns:w16cex="http://schemas.microsoft.com/office/word/2018/wordml/cex" xmlns:w16cid="http://schemas.microsoft.com/office/word/2016/wordml/cid" xmlns:w16="http://schemas.microsoft.com/office/word/2018/wordml" xmlns:w16du="http://schemas.microsoft.com/office/word/2023/wordml/word16du" xmlns:w16sdtdh="http://schemas.microsoft.com/office/word/2020/wordml/sdtdatahash" xmlns:w16sdtfl="http://schemas.microsoft.com/office/word/2024/wordml/sdtformatlock" xmlns:w16se="http://schemas.microsoft.com/office/word/2015/wordml/symex" xmlns:wpg="http://schemas.microsoft.com/office/word/2010/wordprocessingGroup" xmlns:wpi="http://schemas.microsoft.com/office/word/2010/wordprocessingInk" xmlns:wne="http://schemas.microsoft.com/office/word/2006/wordml" xmlns:wps="http://schemas.microsoft.com/office/word/2010/wordprocessingShape" mc:Ignorable="w14 w15 w16se w16cid w16 w16cex w16sdtdh w16sdtfl w16du wp14">
   <w:body>
     <w:p>
       <w:pPr>
@@ -845,29 +845,7 @@
                 <w:vertAlign w:val="superscript"/>
                 <w:lang w:eastAsia="ru-RU"/>
               </w:rPr>
-              <w:t xml:space="preserve">  (</w:t>
-            </w:r>
-            <w:proofErr w:type="gramStart"/>
-            <w:r>
-              <w:rPr>
-                <w:rFonts w:ascii="Times New Roman" w:eastAsia="Times New Roman" w:hAnsi="Times New Roman"/>
-                <w:sz w:val="20"/>
-                <w:szCs w:val="20"/>
-                <w:vertAlign w:val="superscript"/>
-                <w:lang w:eastAsia="ru-RU"/>
-              </w:rPr>
-              <w:t xml:space="preserve">подпись)   </w:t>
-            </w:r>
-            <w:proofErr w:type="gramEnd"/>
-            <w:r>
-              <w:rPr>
-                <w:rFonts w:ascii="Times New Roman" w:eastAsia="Times New Roman" w:hAnsi="Times New Roman"/>
-                <w:sz w:val="20"/>
-                <w:szCs w:val="20"/>
-                <w:vertAlign w:val="superscript"/>
-                <w:lang w:eastAsia="ru-RU"/>
-              </w:rPr>
-              <w:t xml:space="preserve">                                            (ФИО)</w:t>
+              <w:t xml:space="preserve">  (подпись)                                               (ФИО)</w:t>
             </w:r>
           </w:p>
           <w:p>
@@ -895,29 +873,7 @@
                 <w:szCs w:val="24"/>
                 <w:lang w:eastAsia="ru-RU"/>
               </w:rPr>
-              <w:t>«___</w:t>
-            </w:r>
-            <w:proofErr w:type="gramStart"/>
-            <w:r>
-              <w:rPr>
-                <w:rFonts w:ascii="Times New Roman" w:eastAsia="Times New Roman" w:hAnsi="Times New Roman"/>
-                <w:bCs/>
-                <w:sz w:val="24"/>
-                <w:szCs w:val="24"/>
-                <w:lang w:eastAsia="ru-RU"/>
-              </w:rPr>
-              <w:t>_»_</w:t>
-            </w:r>
-            <w:proofErr w:type="gramEnd"/>
-            <w:r>
-              <w:rPr>
-                <w:rFonts w:ascii="Times New Roman" w:eastAsia="Times New Roman" w:hAnsi="Times New Roman"/>
-                <w:bCs/>
-                <w:sz w:val="24"/>
-                <w:szCs w:val="24"/>
-                <w:lang w:eastAsia="ru-RU"/>
-              </w:rPr>
-              <w:t>__________________202</w:t>
+              <w:t>«____»___________________202</w:t>
             </w:r>
             <w:r>
               <w:rPr>
@@ -1191,20 +1147,8 @@
                 <w:u w:val="single"/>
                 <w:lang w:eastAsia="ru-RU"/>
               </w:rPr>
-              <w:t xml:space="preserve">реподаватель </w:t>
+              <w:t>реподаватель ДПИиИИ</w:t>
             </w:r>
-            <w:proofErr w:type="spellStart"/>
-            <w:r>
-              <w:rPr>
-                <w:rFonts w:ascii="Times New Roman" w:eastAsia="Times New Roman" w:hAnsi="Times New Roman"/>
-                <w:sz w:val="24"/>
-                <w:szCs w:val="24"/>
-                <w:u w:val="single"/>
-                <w:lang w:eastAsia="ru-RU"/>
-              </w:rPr>
-              <w:t>ДПИиИИ</w:t>
-            </w:r>
-            <w:proofErr w:type="spellEnd"/>
           </w:p>
           <w:p>
             <w:pPr>
@@ -1352,29 +1296,7 @@
                 <w:vertAlign w:val="superscript"/>
                 <w:lang w:eastAsia="ru-RU"/>
               </w:rPr>
-              <w:t xml:space="preserve"> (</w:t>
-            </w:r>
-            <w:proofErr w:type="gramStart"/>
-            <w:r>
-              <w:rPr>
-                <w:rFonts w:ascii="Times New Roman" w:eastAsia="Times New Roman" w:hAnsi="Times New Roman"/>
-                <w:sz w:val="20"/>
-                <w:szCs w:val="20"/>
-                <w:vertAlign w:val="superscript"/>
-                <w:lang w:eastAsia="ru-RU"/>
-              </w:rPr>
-              <w:t xml:space="preserve">подпись)   </w:t>
-            </w:r>
-            <w:proofErr w:type="gramEnd"/>
-            <w:r>
-              <w:rPr>
-                <w:rFonts w:ascii="Times New Roman" w:eastAsia="Times New Roman" w:hAnsi="Times New Roman"/>
-                <w:sz w:val="20"/>
-                <w:szCs w:val="20"/>
-                <w:vertAlign w:val="superscript"/>
-                <w:lang w:eastAsia="ru-RU"/>
-              </w:rPr>
-              <w:t xml:space="preserve">                                          </w:t>
+              <w:t xml:space="preserve"> (подпись)                                             </w:t>
             </w:r>
             <w:r>
               <w:rPr>
@@ -1473,27 +1395,7 @@
                 <w:szCs w:val="24"/>
                 <w:lang w:eastAsia="ru-RU"/>
               </w:rPr>
-              <w:t>«_____</w:t>
-            </w:r>
-            <w:proofErr w:type="gramStart"/>
-            <w:r>
-              <w:rPr>
-                <w:rFonts w:ascii="Times New Roman" w:eastAsia="Times New Roman" w:hAnsi="Times New Roman"/>
-                <w:sz w:val="24"/>
-                <w:szCs w:val="24"/>
-                <w:lang w:eastAsia="ru-RU"/>
-              </w:rPr>
-              <w:t>_»_</w:t>
-            </w:r>
-            <w:proofErr w:type="gramEnd"/>
-            <w:r>
-              <w:rPr>
-                <w:rFonts w:ascii="Times New Roman" w:eastAsia="Times New Roman" w:hAnsi="Times New Roman"/>
-                <w:sz w:val="24"/>
-                <w:szCs w:val="24"/>
-                <w:lang w:eastAsia="ru-RU"/>
-              </w:rPr>
-              <w:t>________________202</w:t>
+              <w:t>«______»_________________202</w:t>
             </w:r>
             <w:r>
               <w:rPr>
@@ -2495,21 +2397,7 @@
         <w:rPr>
           <w:rFonts w:ascii="Times New Roman" w:hAnsi="Times New Roman"/>
         </w:rPr>
-        <w:t xml:space="preserve">Уже несколько столетий судоходство является самым эффективным способом перевозки грузов. С появлением стандартных контейнеров в середине прошлого века их значимость только увеличилась. Однако, вместе с ростом объёма грузопотоков растёт и потенциальная угроза возникновения нештатных ситуаций. Согласно исследованиям, больше всего аварий происходит в портах и прибережьях, а также в ограниченных водах и тесных водоёмах [1]. В последние годы наблюдается постоянный рост интенсивности трафика судов в акваториях морских портов и на подходах к ним. Так, в акваториях близ крупных портов Азии может одновременно находится до 3,5 тыс. судов, движение которых имеет характер разнонаправленных интенсивных </w:t>
-      </w:r>
-      <w:proofErr w:type="spellStart"/>
-      <w:r>
-        <w:rPr>
-          <w:rFonts w:ascii="Times New Roman" w:hAnsi="Times New Roman"/>
-        </w:rPr>
-        <w:t>судопотоков</w:t>
-      </w:r>
-      <w:proofErr w:type="spellEnd"/>
-      <w:r>
-        <w:rPr>
-          <w:rFonts w:ascii="Times New Roman" w:hAnsi="Times New Roman"/>
-        </w:rPr>
-        <w:t xml:space="preserve"> [4].</w:t>
+        <w:t>Уже несколько столетий судоходство является самым эффективным способом перевозки грузов. С появлением стандартных контейнеров в середине прошлого века их значимость только увеличилась. Однако, вместе с ростом объёма грузопотоков растёт и потенциальная угроза возникновения нештатных ситуаций. Согласно исследованиям, больше всего аварий происходит в портах и прибережьях, а также в ограниченных водах и тесных водоёмах [1]. В последние годы наблюдается постоянный рост интенсивности трафика судов в акваториях морских портов и на подходах к ним. Так, в акваториях близ крупных портов Азии может одновременно находится до 3,5 тыс. судов, движение которых имеет характер разнонаправленных интенсивных судопотоков [4].</w:t>
       </w:r>
     </w:p>
     <w:p>
@@ -3012,13 +2900,8 @@
         <w:pStyle w:val="ad"/>
       </w:pPr>
       <w:r>
-        <w:t xml:space="preserve">Здесь спецификация будет </w:t>
-      </w:r>
-      <w:proofErr w:type="spellStart"/>
-      <w:r>
-        <w:t>крч</w:t>
-      </w:r>
-      <w:proofErr w:type="spellEnd"/>
+        <w:t>Здесь спецификация будет крч</w:t>
+      </w:r>
     </w:p>
     <w:p>
       <w:pPr>
@@ -3032,13 +2915,8 @@
       <w:pPr>
         <w:pStyle w:val="ad"/>
       </w:pPr>
-      <w:proofErr w:type="spellStart"/>
-      <w:r>
-        <w:t>Архитектурый</w:t>
-      </w:r>
-      <w:proofErr w:type="spellEnd"/>
-      <w:r>
-        <w:t xml:space="preserve"> проект</w:t>
+      <w:r>
+        <w:t>Архитектурый проект</w:t>
       </w:r>
     </w:p>
     <w:p>
@@ -3159,6 +3037,19 @@
         </w:rPr>
         <w:t>начальная координата и конечная, ширина и высота.</w:t>
       </w:r>
+      <w:r>
+        <w:rPr>
+          <w:lang w:eastAsia="ja-JP"/>
+        </w:rPr>
+        <w:t xml:space="preserve"> </w:t>
+      </w:r>
+      <w:r>
+        <w:rPr>
+          <w:highlight w:val="yellow"/>
+          <w:lang w:eastAsia="ja-JP"/>
+        </w:rPr>
+        <w:t>Как тип ограчниений обозначить для координат?</w:t>
+      </w:r>
     </w:p>
     <w:p>
       <w:pPr>
@@ -3226,7 +3117,6 @@
           <w:rStyle w:val="afb"/>
           <w:sz w:val="28"/>
           <w:szCs w:val="28"/>
-          <w:lang w:eastAsia="ja-JP"/>
         </w:rPr>
         <w:commentReference w:id="3"/>
       </w:r>
@@ -3327,31 +3217,31 @@
         <w:rPr>
           <w:lang w:eastAsia="ja-JP"/>
         </w:rPr>
-        <w:t xml:space="preserve">На основе данных о судах система должна вычислять метрику безопасности «Интенсивность </w:t>
+        <w:t xml:space="preserve">На основе данных о судах система должна вычислять метрику безопасности «Интенсивность плюс скорость движения» - </w:t>
       </w:r>
       <w:r>
         <w:rPr>
           <w:lang w:eastAsia="ja-JP"/>
         </w:rPr>
-        <w:t>плюс скорость движения</w:t>
+        <w:t>числовой показатель</w:t>
       </w:r>
       <w:r>
         <w:rPr>
           <w:lang w:eastAsia="ja-JP"/>
         </w:rPr>
-        <w:t xml:space="preserve">» </w:t>
+        <w:t xml:space="preserve"> кол-ва судов</w:t>
       </w:r>
       <w:r>
         <w:rPr>
           <w:lang w:eastAsia="ja-JP"/>
         </w:rPr>
-        <w:t xml:space="preserve">- </w:t>
+        <w:t>,</w:t>
       </w:r>
       <w:r>
         <w:rPr>
           <w:lang w:eastAsia="ja-JP"/>
         </w:rPr>
-        <w:t>числовой показатель,</w:t>
+        <w:t xml:space="preserve"> оказавшихся внутри того или иного участка в тот или иной момент времени, но каждому судну даётся «вес» с учётом его скорости.</w:t>
       </w:r>
     </w:p>
     <w:p>
@@ -3363,22 +3253,75 @@
         </w:numPr>
         <w:ind w:left="0" w:firstLine="709"/>
       </w:pPr>
-      <w:commentRangeStart w:id="5"/>
       <w:r>
         <w:rPr>
           <w:lang w:eastAsia="ja-JP"/>
         </w:rPr>
-        <w:t>Система должна вычислять метрики безопасности движения в полигональном участке на основе данных о судах: интенсивность движения, интенсивность плюс скорость движения, интенсивность плюс размеры судна, стабильность параметров движения и насыщенность трафика.</w:t>
-      </w:r>
-      <w:commentRangeEnd w:id="5"/>
-      <w:r>
-        <w:rPr>
-          <w:rStyle w:val="afb"/>
-          <w:sz w:val="28"/>
-          <w:szCs w:val="28"/>
+        <w:t xml:space="preserve">На основе данных о судах система должна вычислять метрику безопасности «Интенсивность плюс </w:t>
+      </w:r>
+      <w:r>
+        <w:rPr>
           <w:lang w:eastAsia="ja-JP"/>
         </w:rPr>
-        <w:commentReference w:id="5"/>
+        <w:t>размеры судна</w:t>
+      </w:r>
+      <w:r>
+        <w:rPr>
+          <w:lang w:eastAsia="ja-JP"/>
+        </w:rPr>
+        <w:t xml:space="preserve">» - числовой показатель кол-ва судов, оказавшихся внутри того или иного участка в тот или иной момент времени, но каждому судну даётся «вес» с учётом его </w:t>
+      </w:r>
+      <w:r>
+        <w:rPr>
+          <w:lang w:eastAsia="ja-JP"/>
+        </w:rPr>
+        <w:t>длины</w:t>
+      </w:r>
+      <w:r>
+        <w:rPr>
+          <w:lang w:eastAsia="ja-JP"/>
+        </w:rPr>
+        <w:t>.</w:t>
+      </w:r>
+    </w:p>
+    <w:p>
+      <w:pPr>
+        <w:pStyle w:val="ad"/>
+        <w:numPr>
+          <w:ilvl w:val="0"/>
+          <w:numId w:val="45"/>
+        </w:numPr>
+        <w:ind w:left="0" w:firstLine="709"/>
+      </w:pPr>
+      <w:r>
+        <w:rPr>
+          <w:lang w:eastAsia="ja-JP"/>
+        </w:rPr>
+        <w:t>Для отдельно выбранного судна</w:t>
+      </w:r>
+      <w:r>
+        <w:rPr>
+          <w:lang w:eastAsia="ja-JP"/>
+        </w:rPr>
+        <w:t xml:space="preserve"> система должна вычислять метрику безопасности «</w:t>
+      </w:r>
+      <w:r>
+        <w:rPr>
+          <w:lang w:eastAsia="ja-JP"/>
+        </w:rPr>
+        <w:t>Насыщенность трафика</w:t>
+      </w:r>
+      <w:r>
+        <w:rPr>
+          <w:lang w:eastAsia="ja-JP"/>
+        </w:rPr>
+        <w:t xml:space="preserve">» - </w:t>
+      </w:r>
+      <w:r>
+        <w:rPr>
+          <w:lang w:eastAsia="ja-JP"/>
+        </w:rPr>
+        <w:t xml:space="preserve">булевый показатель, </w:t>
       </w:r>
     </w:p>
     <w:p>
@@ -3410,18 +3353,18 @@
         </w:numPr>
         <w:ind w:left="0" w:firstLine="709"/>
       </w:pPr>
-      <w:commentRangeStart w:id="6"/>
+      <w:commentRangeStart w:id="5"/>
       <w:r>
         <w:t>Система должна визуализировать вычисленные метрики на карте.</w:t>
       </w:r>
-      <w:commentRangeEnd w:id="6"/>
+      <w:commentRangeEnd w:id="5"/>
       <w:r>
         <w:rPr>
           <w:rStyle w:val="afb"/>
           <w:sz w:val="28"/>
           <w:szCs w:val="28"/>
         </w:rPr>
-        <w:commentReference w:id="6"/>
+        <w:commentReference w:id="5"/>
       </w:r>
     </w:p>
     <w:p>
@@ -3473,14 +3416,14 @@
         <w:pStyle w:val="af"/>
         <w:jc w:val="center"/>
       </w:pPr>
-      <w:bookmarkStart w:id="7" w:name="_Toc189071962"/>
-      <w:bookmarkStart w:id="8" w:name="_Toc212468710"/>
+      <w:bookmarkStart w:id="6" w:name="_Toc189071962"/>
+      <w:bookmarkStart w:id="7" w:name="_Toc212468710"/>
       <w:r>
         <w:lastRenderedPageBreak/>
         <w:t>Список литературы</w:t>
       </w:r>
+      <w:bookmarkEnd w:id="6"/>
       <w:bookmarkEnd w:id="7"/>
-      <w:bookmarkEnd w:id="8"/>
     </w:p>
     <w:p>
       <w:pPr>
@@ -3502,23 +3445,7 @@
           <w:rFonts w:ascii="Times New Roman" w:hAnsi="Times New Roman"/>
           <w:bCs/>
         </w:rPr>
-        <w:t xml:space="preserve">В.М. </w:t>
-      </w:r>
-      <w:proofErr w:type="spellStart"/>
-      <w:r>
-        <w:rPr>
-          <w:rFonts w:ascii="Times New Roman" w:hAnsi="Times New Roman"/>
-          <w:bCs/>
-        </w:rPr>
-        <w:t>Гриняк</w:t>
-      </w:r>
-      <w:proofErr w:type="spellEnd"/>
-      <w:r>
-        <w:rPr>
-          <w:rFonts w:ascii="Times New Roman" w:hAnsi="Times New Roman"/>
-          <w:bCs/>
-        </w:rPr>
-        <w:t xml:space="preserve">. Как управляют движением на море [Электронный ресурс]. Режим доступа: </w:t>
+        <w:t xml:space="preserve">В.М. Гриняк. Как управляют движением на море [Электронный ресурс]. Режим доступа: </w:t>
       </w:r>
       <w:hyperlink r:id="rId13" w:history="1">
         <w:r>
@@ -3717,53 +3644,12 @@
           <w:bCs/>
         </w:rPr>
       </w:pPr>
-      <w:proofErr w:type="spellStart"/>
       <w:r>
         <w:rPr>
           <w:rFonts w:ascii="Times New Roman" w:hAnsi="Times New Roman"/>
           <w:bCs/>
         </w:rPr>
-        <w:t>Гриняк</w:t>
-      </w:r>
-      <w:proofErr w:type="spellEnd"/>
-      <w:r>
-        <w:rPr>
-          <w:rFonts w:ascii="Times New Roman" w:hAnsi="Times New Roman"/>
-          <w:bCs/>
-        </w:rPr>
-        <w:t xml:space="preserve"> В. М. Поддержка принятия решений при обеспечении безопасности движения судов на основе кластеризации траекторий / В. М. </w:t>
-      </w:r>
-      <w:proofErr w:type="spellStart"/>
-      <w:r>
-        <w:rPr>
-          <w:rFonts w:ascii="Times New Roman" w:hAnsi="Times New Roman"/>
-          <w:bCs/>
-        </w:rPr>
-        <w:t>Гриняк</w:t>
-      </w:r>
-      <w:proofErr w:type="spellEnd"/>
-      <w:r>
-        <w:rPr>
-          <w:rFonts w:ascii="Times New Roman" w:hAnsi="Times New Roman"/>
-          <w:bCs/>
-        </w:rPr>
-        <w:t xml:space="preserve">, А. С. </w:t>
-      </w:r>
-      <w:proofErr w:type="spellStart"/>
-      <w:r>
-        <w:rPr>
-          <w:rFonts w:ascii="Times New Roman" w:hAnsi="Times New Roman"/>
-          <w:bCs/>
-        </w:rPr>
-        <w:t>Девятисильный</w:t>
-      </w:r>
-      <w:proofErr w:type="spellEnd"/>
-      <w:r>
-        <w:rPr>
-          <w:rFonts w:ascii="Times New Roman" w:hAnsi="Times New Roman"/>
-          <w:bCs/>
-        </w:rPr>
-        <w:t>, Ю. С. Иваненко // Вестник Государственного университета морского и речного флота имени адмирала С. О. Макарова. — 2020. —Т. 12. — № 3. — С. 436–449. DOI: 10.21821/2309-5180-2020-12-3-436-449.</w:t>
+        <w:t>Гриняк В. М. Поддержка принятия решений при обеспечении безопасности движения судов на основе кластеризации траекторий / В. М. Гриняк, А. С. Девятисильный, Ю. С. Иваненко // Вестник Государственного университета морского и речного флота имени адмирала С. О. Макарова. — 2020. —Т. 12. — № 3. — С. 436–449. DOI: 10.21821/2309-5180-2020-12-3-436-449.</w:t>
       </w:r>
       <w:r>
         <w:rPr>
@@ -3839,38 +3725,13 @@
           <w:bCs/>
         </w:rPr>
       </w:pPr>
-      <w:proofErr w:type="spellStart"/>
       <w:r>
         <w:rPr>
           <w:rFonts w:ascii="Times New Roman" w:hAnsi="Times New Roman"/>
           <w:bCs/>
         </w:rPr>
         <w:lastRenderedPageBreak/>
-        <w:t>Гриняк</w:t>
-      </w:r>
-      <w:proofErr w:type="spellEnd"/>
-      <w:r>
-        <w:rPr>
-          <w:rFonts w:ascii="Times New Roman" w:hAnsi="Times New Roman"/>
-          <w:bCs/>
-        </w:rPr>
-        <w:t xml:space="preserve"> В.М., Иваненко Ю.С., </w:t>
-      </w:r>
-      <w:proofErr w:type="spellStart"/>
-      <w:r>
-        <w:rPr>
-          <w:rFonts w:ascii="Times New Roman" w:hAnsi="Times New Roman"/>
-          <w:bCs/>
-        </w:rPr>
-        <w:t>Шуленина</w:t>
-      </w:r>
-      <w:proofErr w:type="spellEnd"/>
-      <w:r>
-        <w:rPr>
-          <w:rFonts w:ascii="Times New Roman" w:hAnsi="Times New Roman"/>
-          <w:bCs/>
-        </w:rPr>
-        <w:t xml:space="preserve"> А.В. </w:t>
+        <w:t xml:space="preserve">Гриняк В.М., Иваненко Ю.С., Шуленина А.В. </w:t>
       </w:r>
       <w:r>
         <w:rPr>
@@ -3942,21 +3803,7 @@
         <w:rPr>
           <w:rFonts w:ascii="Times New Roman" w:hAnsi="Times New Roman"/>
         </w:rPr>
-        <w:t xml:space="preserve">Гринев В.М., </w:t>
-      </w:r>
-      <w:proofErr w:type="spellStart"/>
-      <w:r>
-        <w:rPr>
-          <w:rFonts w:ascii="Times New Roman" w:hAnsi="Times New Roman"/>
-        </w:rPr>
-        <w:t>Девятисильный</w:t>
-      </w:r>
-      <w:proofErr w:type="spellEnd"/>
-      <w:r>
-        <w:rPr>
-          <w:rFonts w:ascii="Times New Roman" w:hAnsi="Times New Roman"/>
-        </w:rPr>
-        <w:t xml:space="preserve"> А.С., Иваненко Ю.С. Поддержка принятия решений при обеспечении безопасности движения судов на основе кластеризации траекторий</w:t>
+        <w:t>Гринев В.М., Девятисильный А.С., Иваненко Ю.С. Поддержка принятия решений при обеспечении безопасности движения судов на основе кластеризации траекторий</w:t>
       </w:r>
       <w:r>
         <w:rPr>
@@ -4047,7 +3894,6 @@
           <w:bCs/>
         </w:rPr>
       </w:pPr>
-      <w:proofErr w:type="spellStart"/>
       <w:r>
         <w:rPr>
           <w:rFonts w:ascii="Times New Roman" w:hAnsi="Times New Roman"/>
@@ -4056,7 +3902,6 @@
         </w:rPr>
         <w:t>Nauticast</w:t>
       </w:r>
-      <w:proofErr w:type="spellEnd"/>
       <w:r>
         <w:rPr>
           <w:rFonts w:ascii="Times New Roman" w:hAnsi="Times New Roman"/>
@@ -4222,7 +4067,6 @@
           </w:rPr>
           <w:t>.</w:t>
         </w:r>
-        <w:proofErr w:type="spellStart"/>
         <w:r>
           <w:rPr>
             <w:rStyle w:val="af5"/>
@@ -4232,7 +4076,6 @@
           </w:rPr>
           <w:t>nauticast</w:t>
         </w:r>
-        <w:proofErr w:type="spellEnd"/>
         <w:r>
           <w:rPr>
             <w:rStyle w:val="af5"/>
@@ -4258,7 +4101,6 @@
           </w:rPr>
           <w:t>/</w:t>
         </w:r>
-        <w:proofErr w:type="spellStart"/>
         <w:r>
           <w:rPr>
             <w:rStyle w:val="af5"/>
@@ -4268,7 +4110,6 @@
           </w:rPr>
           <w:t>bv</w:t>
         </w:r>
-        <w:proofErr w:type="spellEnd"/>
         <w:r>
           <w:rPr>
             <w:rStyle w:val="af5"/>
@@ -4277,7 +4118,6 @@
           </w:rPr>
           <w:t>/</w:t>
         </w:r>
-        <w:proofErr w:type="spellStart"/>
         <w:r>
           <w:rPr>
             <w:rStyle w:val="af5"/>
@@ -4287,7 +4127,6 @@
           </w:rPr>
           <w:t>cms</w:t>
         </w:r>
-        <w:proofErr w:type="spellEnd"/>
         <w:r>
           <w:rPr>
             <w:rStyle w:val="af5"/>
@@ -4360,21 +4199,12 @@
         </w:rPr>
         <w:t xml:space="preserve"> </w:t>
       </w:r>
-      <w:proofErr w:type="spellStart"/>
       <w:r>
         <w:rPr>
           <w:rFonts w:ascii="Times New Roman" w:hAnsi="Times New Roman"/>
           <w:bCs/>
         </w:rPr>
-        <w:t>Гриняк</w:t>
-      </w:r>
-      <w:proofErr w:type="spellEnd"/>
-      <w:r>
-        <w:rPr>
-          <w:rFonts w:ascii="Times New Roman" w:hAnsi="Times New Roman"/>
-          <w:bCs/>
-        </w:rPr>
-        <w:t xml:space="preserve"> В.М., Иваненко Ю.С. Использование данных АИС для оценки опасности коллективного движения на морской акватории</w:t>
+        <w:t>Гриняк В.М., Иваненко Ю.С. Использование данных АИС для оценки опасности коллективного движения на морской акватории</w:t>
       </w:r>
       <w:r>
         <w:rPr>
@@ -4553,7 +4383,7 @@
 </file>
 
 <file path=word/comments.xml><?xml version="1.0" encoding="utf-8"?>
-<w:comments xmlns:wpc="http://schemas.microsoft.com/office/word/2010/wordprocessingCanvas" xmlns:cx="http://schemas.microsoft.com/office/drawing/2014/chartex" xmlns:cx1="http://schemas.microsoft.com/office/drawing/2015/9/8/chartex" xmlns:cx2="http://schemas.microsoft.com/office/drawing/2015/10/21/chartex" xmlns:cx3="http://schemas.microsoft.com/office/drawing/2016/5/9/chartex" xmlns:cx4="http://schemas.microsoft.com/office/drawing/2016/5/10/chartex" xmlns:cx5="http://schemas.microsoft.com/office/drawing/2016/5/11/chartex" xmlns:cx6="http://schemas.microsoft.com/office/drawing/2016/5/12/chartex" xmlns:cx7="http://schemas.microsoft.com/office/drawing/2016/5/13/chartex" xmlns:cx8="http://schemas.microsoft.com/office/drawing/2016/5/14/chartex" xmlns:mc="http://schemas.openxmlformats.org/markup-compatibility/2006" xmlns:aink="http://schemas.microsoft.com/office/drawing/2016/ink" xmlns:am3d="http://schemas.microsoft.com/office/drawing/2017/model3d" xmlns:o="urn:schemas-microsoft-com:office:office" xmlns:r="http://schemas.openxmlformats.org/officeDocument/2006/relationships" xmlns:m="http://schemas.openxmlformats.org/officeDocument/2006/math" xmlns:v="urn:schemas-microsoft-com:vml" xmlns:wp14="http://schemas.microsoft.com/office/word/2010/wordprocessingDrawing" xmlns:wp="http://schemas.openxmlformats.org/drawingml/2006/wordprocessingDrawing" xmlns:w10="urn:schemas-microsoft-com:office:word" xmlns:w="http://schemas.openxmlformats.org/wordprocessingml/2006/main" xmlns:w14="http://schemas.microsoft.com/office/word/2010/wordml" xmlns:w15="http://schemas.microsoft.com/office/word/2012/wordml" xmlns:w16cex="http://schemas.microsoft.com/office/word/2018/wordml/cex" xmlns:w16cid="http://schemas.microsoft.com/office/word/2016/wordml/cid" xmlns:w16="http://schemas.microsoft.com/office/word/2018/wordml" xmlns:w16sdtdh="http://schemas.microsoft.com/office/word/2020/wordml/sdtdatahash" xmlns:w16se="http://schemas.microsoft.com/office/word/2015/wordml/symex" xmlns:wpg="http://schemas.microsoft.com/office/word/2010/wordprocessingGroup" xmlns:wpi="http://schemas.microsoft.com/office/word/2010/wordprocessingInk" xmlns:wne="http://schemas.microsoft.com/office/word/2006/wordml" xmlns:wps="http://schemas.microsoft.com/office/word/2010/wordprocessingShape" mc:Ignorable="w14 w15 w16se w16cid w16 w16cex w16sdtdh wp14">
+<w:comments xmlns:wpc="http://schemas.microsoft.com/office/word/2010/wordprocessingCanvas" xmlns:cx="http://schemas.microsoft.com/office/drawing/2014/chartex" xmlns:cx1="http://schemas.microsoft.com/office/drawing/2015/9/8/chartex" xmlns:cx2="http://schemas.microsoft.com/office/drawing/2015/10/21/chartex" xmlns:cx3="http://schemas.microsoft.com/office/drawing/2016/5/9/chartex" xmlns:cx4="http://schemas.microsoft.com/office/drawing/2016/5/10/chartex" xmlns:cx5="http://schemas.microsoft.com/office/drawing/2016/5/11/chartex" xmlns:cx6="http://schemas.microsoft.com/office/drawing/2016/5/12/chartex" xmlns:cx7="http://schemas.microsoft.com/office/drawing/2016/5/13/chartex" xmlns:cx8="http://schemas.microsoft.com/office/drawing/2016/5/14/chartex" xmlns:mc="http://schemas.openxmlformats.org/markup-compatibility/2006" xmlns:aink="http://schemas.microsoft.com/office/drawing/2016/ink" xmlns:am3d="http://schemas.microsoft.com/office/drawing/2017/model3d" xmlns:o="urn:schemas-microsoft-com:office:office" xmlns:oel="http://schemas.microsoft.com/office/2019/extlst" xmlns:r="http://schemas.openxmlformats.org/officeDocument/2006/relationships" xmlns:m="http://schemas.openxmlformats.org/officeDocument/2006/math" xmlns:v="urn:schemas-microsoft-com:vml" xmlns:wp14="http://schemas.microsoft.com/office/word/2010/wordprocessingDrawing" xmlns:wp="http://schemas.openxmlformats.org/drawingml/2006/wordprocessingDrawing" xmlns:w10="urn:schemas-microsoft-com:office:word" xmlns:w="http://schemas.openxmlformats.org/wordprocessingml/2006/main" xmlns:w14="http://schemas.microsoft.com/office/word/2010/wordml" xmlns:w15="http://schemas.microsoft.com/office/word/2012/wordml" xmlns:w16cex="http://schemas.microsoft.com/office/word/2018/wordml/cex" xmlns:w16cid="http://schemas.microsoft.com/office/word/2016/wordml/cid" xmlns:w16="http://schemas.microsoft.com/office/word/2018/wordml" xmlns:w16du="http://schemas.microsoft.com/office/word/2023/wordml/word16du" xmlns:w16sdtdh="http://schemas.microsoft.com/office/word/2020/wordml/sdtdatahash" xmlns:w16sdtfl="http://schemas.microsoft.com/office/word/2024/wordml/sdtformatlock" xmlns:w16se="http://schemas.microsoft.com/office/word/2015/wordml/symex" xmlns:wpg="http://schemas.microsoft.com/office/word/2010/wordprocessingGroup" xmlns:wpi="http://schemas.microsoft.com/office/word/2010/wordprocessingInk" xmlns:wne="http://schemas.microsoft.com/office/word/2006/wordml" xmlns:wps="http://schemas.microsoft.com/office/word/2010/wordprocessingShape" mc:Ignorable="w14 w15 w16se w16cid w16 w16cex w16sdtdh w16sdtfl w16du wp14">
   <w:comment w:id="1" w:author="Иваненко Юрий Сергеевич" w:date="2026-03-12T23:16:00Z" w:initials="ЮИ">
     <w:p>
       <w:pPr>
@@ -4581,13 +4411,8 @@
         </w:rPr>
         <w:annotationRef/>
       </w:r>
-      <w:proofErr w:type="spellStart"/>
-      <w:r>
-        <w:t>Укажитеочнее</w:t>
-      </w:r>
-      <w:proofErr w:type="spellEnd"/>
-      <w:r>
-        <w:t>, как будут представлены траектории движения судна.</w:t>
+      <w:r>
+        <w:t>Укажитеочнее, как будут представлены траектории движения судна.</w:t>
       </w:r>
     </w:p>
   </w:comment>
@@ -4607,23 +4432,7 @@
       </w:r>
     </w:p>
   </w:comment>
-  <w:comment w:id="5" w:author="Иваненко Юрий Сергеевич" w:date="2026-03-12T23:19:00Z" w:initials="ЮИ">
-    <w:p>
-      <w:pPr>
-        <w:pStyle w:val="afc"/>
-      </w:pPr>
-      <w:r>
-        <w:rPr>
-          <w:rStyle w:val="afb"/>
-        </w:rPr>
-        <w:annotationRef/>
-      </w:r>
-      <w:r>
-        <w:t>По каждой метрике - отдельные требования.</w:t>
-      </w:r>
-    </w:p>
-  </w:comment>
-  <w:comment w:id="6" w:author="Иваненко Юрий Сергеевич" w:date="2026-03-12T23:20:00Z" w:initials="ЮИ">
+  <w:comment w:id="5" w:author="Иваненко Юрий Сергеевич" w:date="2026-03-12T23:20:00Z" w:initials="ЮИ">
     <w:p>
       <w:pPr>
         <w:pStyle w:val="afc"/>
@@ -4643,37 +4452,34 @@
 </file>
 
 <file path=word/commentsExtended.xml><?xml version="1.0" encoding="utf-8"?>
-<w15:commentsEx xmlns:wpc="http://schemas.microsoft.com/office/word/2010/wordprocessingCanvas" xmlns:cx="http://schemas.microsoft.com/office/drawing/2014/chartex" xmlns:cx1="http://schemas.microsoft.com/office/drawing/2015/9/8/chartex" xmlns:cx2="http://schemas.microsoft.com/office/drawing/2015/10/21/chartex" xmlns:cx3="http://schemas.microsoft.com/office/drawing/2016/5/9/chartex" xmlns:cx4="http://schemas.microsoft.com/office/drawing/2016/5/10/chartex" xmlns:cx5="http://schemas.microsoft.com/office/drawing/2016/5/11/chartex" xmlns:cx6="http://schemas.microsoft.com/office/drawing/2016/5/12/chartex" xmlns:cx7="http://schemas.microsoft.com/office/drawing/2016/5/13/chartex" xmlns:cx8="http://schemas.microsoft.com/office/drawing/2016/5/14/chartex" xmlns:mc="http://schemas.openxmlformats.org/markup-compatibility/2006" xmlns:aink="http://schemas.microsoft.com/office/drawing/2016/ink" xmlns:am3d="http://schemas.microsoft.com/office/drawing/2017/model3d" xmlns:o="urn:schemas-microsoft-com:office:office" xmlns:r="http://schemas.openxmlformats.org/officeDocument/2006/relationships" xmlns:m="http://schemas.openxmlformats.org/officeDocument/2006/math" xmlns:v="urn:schemas-microsoft-com:vml" xmlns:wp14="http://schemas.microsoft.com/office/word/2010/wordprocessingDrawing" xmlns:wp="http://schemas.openxmlformats.org/drawingml/2006/wordprocessingDrawing" xmlns:w10="urn:schemas-microsoft-com:office:word" xmlns:w="http://schemas.openxmlformats.org/wordprocessingml/2006/main" xmlns:w14="http://schemas.microsoft.com/office/word/2010/wordml" xmlns:w15="http://schemas.microsoft.com/office/word/2012/wordml" xmlns:w16cex="http://schemas.microsoft.com/office/word/2018/wordml/cex" xmlns:w16cid="http://schemas.microsoft.com/office/word/2016/wordml/cid" xmlns:w16="http://schemas.microsoft.com/office/word/2018/wordml" xmlns:w16sdtdh="http://schemas.microsoft.com/office/word/2020/wordml/sdtdatahash" xmlns:w16se="http://schemas.microsoft.com/office/word/2015/wordml/symex" xmlns:wpg="http://schemas.microsoft.com/office/word/2010/wordprocessingGroup" xmlns:wpi="http://schemas.microsoft.com/office/word/2010/wordprocessingInk" xmlns:wne="http://schemas.microsoft.com/office/word/2006/wordml" xmlns:wps="http://schemas.microsoft.com/office/word/2010/wordprocessingShape" mc:Ignorable="w14 w15 w16se w16cid w16 w16cex w16sdtdh wp14">
+<w15:commentsEx xmlns:wpc="http://schemas.microsoft.com/office/word/2010/wordprocessingCanvas" xmlns:cx="http://schemas.microsoft.com/office/drawing/2014/chartex" xmlns:cx1="http://schemas.microsoft.com/office/drawing/2015/9/8/chartex" xmlns:cx2="http://schemas.microsoft.com/office/drawing/2015/10/21/chartex" xmlns:cx3="http://schemas.microsoft.com/office/drawing/2016/5/9/chartex" xmlns:cx4="http://schemas.microsoft.com/office/drawing/2016/5/10/chartex" xmlns:cx5="http://schemas.microsoft.com/office/drawing/2016/5/11/chartex" xmlns:cx6="http://schemas.microsoft.com/office/drawing/2016/5/12/chartex" xmlns:cx7="http://schemas.microsoft.com/office/drawing/2016/5/13/chartex" xmlns:cx8="http://schemas.microsoft.com/office/drawing/2016/5/14/chartex" xmlns:mc="http://schemas.openxmlformats.org/markup-compatibility/2006" xmlns:aink="http://schemas.microsoft.com/office/drawing/2016/ink" xmlns:am3d="http://schemas.microsoft.com/office/drawing/2017/model3d" xmlns:o="urn:schemas-microsoft-com:office:office" xmlns:oel="http://schemas.microsoft.com/office/2019/extlst" xmlns:r="http://schemas.openxmlformats.org/officeDocument/2006/relationships" xmlns:m="http://schemas.openxmlformats.org/officeDocument/2006/math" xmlns:v="urn:schemas-microsoft-com:vml" xmlns:wp14="http://schemas.microsoft.com/office/word/2010/wordprocessingDrawing" xmlns:wp="http://schemas.openxmlformats.org/drawingml/2006/wordprocessingDrawing" xmlns:w10="urn:schemas-microsoft-com:office:word" xmlns:w="http://schemas.openxmlformats.org/wordprocessingml/2006/main" xmlns:w14="http://schemas.microsoft.com/office/word/2010/wordml" xmlns:w15="http://schemas.microsoft.com/office/word/2012/wordml" xmlns:w16cex="http://schemas.microsoft.com/office/word/2018/wordml/cex" xmlns:w16cid="http://schemas.microsoft.com/office/word/2016/wordml/cid" xmlns:w16="http://schemas.microsoft.com/office/word/2018/wordml" xmlns:w16du="http://schemas.microsoft.com/office/word/2023/wordml/word16du" xmlns:w16sdtdh="http://schemas.microsoft.com/office/word/2020/wordml/sdtdatahash" xmlns:w16sdtfl="http://schemas.microsoft.com/office/word/2024/wordml/sdtformatlock" xmlns:w16se="http://schemas.microsoft.com/office/word/2015/wordml/symex" xmlns:wpg="http://schemas.microsoft.com/office/word/2010/wordprocessingGroup" xmlns:wpi="http://schemas.microsoft.com/office/word/2010/wordprocessingInk" xmlns:wne="http://schemas.microsoft.com/office/word/2006/wordml" xmlns:wps="http://schemas.microsoft.com/office/word/2010/wordprocessingShape" mc:Ignorable="w14 w15 w16se w16cid w16 w16cex w16sdtdh w16sdtfl w16du wp14">
   <w15:commentEx w15:paraId="43D7FF99" w15:done="0"/>
   <w15:commentEx w15:paraId="14D7DB9E" w15:done="0"/>
   <w15:commentEx w15:paraId="1DC6B181" w15:done="0"/>
-  <w15:commentEx w15:paraId="63E78B0B" w15:done="0"/>
   <w15:commentEx w15:paraId="5D1FCEC0" w15:done="0"/>
 </w15:commentsEx>
 </file>
 
 <file path=word/commentsExtensible.xml><?xml version="1.0" encoding="utf-8"?>
-<w16cex:commentsExtensible xmlns:wpc="http://schemas.microsoft.com/office/word/2010/wordprocessingCanvas" xmlns:cx="http://schemas.microsoft.com/office/drawing/2014/chartex" xmlns:cx1="http://schemas.microsoft.com/office/drawing/2015/9/8/chartex" xmlns:cx2="http://schemas.microsoft.com/office/drawing/2015/10/21/chartex" xmlns:cx3="http://schemas.microsoft.com/office/drawing/2016/5/9/chartex" xmlns:cx4="http://schemas.microsoft.com/office/drawing/2016/5/10/chartex" xmlns:cx5="http://schemas.microsoft.com/office/drawing/2016/5/11/chartex" xmlns:cx6="http://schemas.microsoft.com/office/drawing/2016/5/12/chartex" xmlns:cx7="http://schemas.microsoft.com/office/drawing/2016/5/13/chartex" xmlns:cx8="http://schemas.microsoft.com/office/drawing/2016/5/14/chartex" xmlns:mc="http://schemas.openxmlformats.org/markup-compatibility/2006" xmlns:aink="http://schemas.microsoft.com/office/drawing/2016/ink" xmlns:am3d="http://schemas.microsoft.com/office/drawing/2017/model3d" xmlns:o="urn:schemas-microsoft-com:office:office" xmlns:r="http://schemas.openxmlformats.org/officeDocument/2006/relationships" xmlns:m="http://schemas.openxmlformats.org/officeDocument/2006/math" xmlns:v="urn:schemas-microsoft-com:vml" xmlns:wp14="http://schemas.microsoft.com/office/word/2010/wordprocessingDrawing" xmlns:wp="http://schemas.openxmlformats.org/drawingml/2006/wordprocessingDrawing" xmlns:w10="urn:schemas-microsoft-com:office:word" xmlns:w="http://schemas.openxmlformats.org/wordprocessingml/2006/main" xmlns:w14="http://schemas.microsoft.com/office/word/2010/wordml" xmlns:w15="http://schemas.microsoft.com/office/word/2012/wordml" xmlns:w16cex="http://schemas.microsoft.com/office/word/2018/wordml/cex" xmlns:w16cid="http://schemas.microsoft.com/office/word/2016/wordml/cid" xmlns:w16="http://schemas.microsoft.com/office/word/2018/wordml" xmlns:w16sdtdh="http://schemas.microsoft.com/office/word/2020/wordml/sdtdatahash" xmlns:w16se="http://schemas.microsoft.com/office/word/2015/wordml/symex" xmlns:wpg="http://schemas.microsoft.com/office/word/2010/wordprocessingGroup" xmlns:wpi="http://schemas.microsoft.com/office/word/2010/wordprocessingInk" xmlns:wne="http://schemas.microsoft.com/office/word/2006/wordml" xmlns:wps="http://schemas.microsoft.com/office/word/2010/wordprocessingShape" mc:Ignorable="w14 w15 w16se w16cid w16 w16cex w16sdtdh wp14">
+<w16cex:commentsExtensible xmlns:wpc="http://schemas.microsoft.com/office/word/2010/wordprocessingCanvas" xmlns:cx="http://schemas.microsoft.com/office/drawing/2014/chartex" xmlns:cx1="http://schemas.microsoft.com/office/drawing/2015/9/8/chartex" xmlns:cx2="http://schemas.microsoft.com/office/drawing/2015/10/21/chartex" xmlns:cx3="http://schemas.microsoft.com/office/drawing/2016/5/9/chartex" xmlns:cx4="http://schemas.microsoft.com/office/drawing/2016/5/10/chartex" xmlns:cx5="http://schemas.microsoft.com/office/drawing/2016/5/11/chartex" xmlns:cx6="http://schemas.microsoft.com/office/drawing/2016/5/12/chartex" xmlns:cx7="http://schemas.microsoft.com/office/drawing/2016/5/13/chartex" xmlns:cx8="http://schemas.microsoft.com/office/drawing/2016/5/14/chartex" xmlns:cr="http://schemas.microsoft.com/office/comments/2020/reactions" xmlns:mc="http://schemas.openxmlformats.org/markup-compatibility/2006" xmlns:aink="http://schemas.microsoft.com/office/drawing/2016/ink" xmlns:am3d="http://schemas.microsoft.com/office/drawing/2017/model3d" xmlns:o="urn:schemas-microsoft-com:office:office" xmlns:oel="http://schemas.microsoft.com/office/2019/extlst" xmlns:r="http://schemas.openxmlformats.org/officeDocument/2006/relationships" xmlns:m="http://schemas.openxmlformats.org/officeDocument/2006/math" xmlns:v="urn:schemas-microsoft-com:vml" xmlns:wp14="http://schemas.microsoft.com/office/word/2010/wordprocessingDrawing" xmlns:wp="http://schemas.openxmlformats.org/drawingml/2006/wordprocessingDrawing" xmlns:w10="urn:schemas-microsoft-com:office:word" xmlns:w="http://schemas.openxmlformats.org/wordprocessingml/2006/main" xmlns:w14="http://schemas.microsoft.com/office/word/2010/wordml" xmlns:w15="http://schemas.microsoft.com/office/word/2012/wordml" xmlns:w16cex="http://schemas.microsoft.com/office/word/2018/wordml/cex" xmlns:w16cid="http://schemas.microsoft.com/office/word/2016/wordml/cid" xmlns:w16="http://schemas.microsoft.com/office/word/2018/wordml" xmlns:w16du="http://schemas.microsoft.com/office/word/2023/wordml/word16du" xmlns:w16sdtdh="http://schemas.microsoft.com/office/word/2020/wordml/sdtdatahash" xmlns:w16sdtfl="http://schemas.microsoft.com/office/word/2024/wordml/sdtformatlock" xmlns:w16se="http://schemas.microsoft.com/office/word/2015/wordml/symex" xmlns:wpg="http://schemas.microsoft.com/office/word/2010/wordprocessingGroup" xmlns:wpi="http://schemas.microsoft.com/office/word/2010/wordprocessingInk" xmlns:wne="http://schemas.microsoft.com/office/word/2006/wordml" xmlns:wps="http://schemas.microsoft.com/office/word/2010/wordprocessingShape" mc:Ignorable="w14 w15 w16se w16cid w16 w16cex w16sdtdh w16sdtfl cr w16du wp14">
   <w16cex:commentExtensible w16cex:durableId="609D3630" w16cex:dateUtc="2026-03-12T13:16:00Z"/>
   <w16cex:commentExtensible w16cex:durableId="2D5DFF63" w16cex:dateUtc="2026-03-12T13:18:00Z"/>
   <w16cex:commentExtensible w16cex:durableId="2D5DFF6D" w16cex:dateUtc="2026-03-12T13:19:00Z"/>
-  <w16cex:commentExtensible w16cex:durableId="2D5E84D3" w16cex:dateUtc="2026-03-12T13:19:00Z"/>
   <w16cex:commentExtensible w16cex:durableId="2D5DFF7C" w16cex:dateUtc="2026-03-12T13:20:00Z"/>
 </w16cex:commentsExtensible>
 </file>
 
 <file path=word/commentsIds.xml><?xml version="1.0" encoding="utf-8"?>
-<w16cid:commentsIds xmlns:wpc="http://schemas.microsoft.com/office/word/2010/wordprocessingCanvas" xmlns:cx="http://schemas.microsoft.com/office/drawing/2014/chartex" xmlns:cx1="http://schemas.microsoft.com/office/drawing/2015/9/8/chartex" xmlns:cx2="http://schemas.microsoft.com/office/drawing/2015/10/21/chartex" xmlns:cx3="http://schemas.microsoft.com/office/drawing/2016/5/9/chartex" xmlns:cx4="http://schemas.microsoft.com/office/drawing/2016/5/10/chartex" xmlns:cx5="http://schemas.microsoft.com/office/drawing/2016/5/11/chartex" xmlns:cx6="http://schemas.microsoft.com/office/drawing/2016/5/12/chartex" xmlns:cx7="http://schemas.microsoft.com/office/drawing/2016/5/13/chartex" xmlns:cx8="http://schemas.microsoft.com/office/drawing/2016/5/14/chartex" xmlns:mc="http://schemas.openxmlformats.org/markup-compatibility/2006" xmlns:aink="http://schemas.microsoft.com/office/drawing/2016/ink" xmlns:am3d="http://schemas.microsoft.com/office/drawing/2017/model3d" xmlns:o="urn:schemas-microsoft-com:office:office" xmlns:r="http://schemas.openxmlformats.org/officeDocument/2006/relationships" xmlns:m="http://schemas.openxmlformats.org/officeDocument/2006/math" xmlns:v="urn:schemas-microsoft-com:vml" xmlns:wp14="http://schemas.microsoft.com/office/word/2010/wordprocessingDrawing" xmlns:wp="http://schemas.openxmlformats.org/drawingml/2006/wordprocessingDrawing" xmlns:w10="urn:schemas-microsoft-com:office:word" xmlns:w="http://schemas.openxmlformats.org/wordprocessingml/2006/main" xmlns:w14="http://schemas.microsoft.com/office/word/2010/wordml" xmlns:w15="http://schemas.microsoft.com/office/word/2012/wordml" xmlns:w16cex="http://schemas.microsoft.com/office/word/2018/wordml/cex" xmlns:w16cid="http://schemas.microsoft.com/office/word/2016/wordml/cid" xmlns:w16="http://schemas.microsoft.com/office/word/2018/wordml" xmlns:w16sdtdh="http://schemas.microsoft.com/office/word/2020/wordml/sdtdatahash" xmlns:w16se="http://schemas.microsoft.com/office/word/2015/wordml/symex" xmlns:wpg="http://schemas.microsoft.com/office/word/2010/wordprocessingGroup" xmlns:wpi="http://schemas.microsoft.com/office/word/2010/wordprocessingInk" xmlns:wne="http://schemas.microsoft.com/office/word/2006/wordml" xmlns:wps="http://schemas.microsoft.com/office/word/2010/wordprocessingShape" mc:Ignorable="w14 w15 w16se w16cid w16 w16cex w16sdtdh wp14">
+<w16cid:commentsIds xmlns:wpc="http://schemas.microsoft.com/office/word/2010/wordprocessingCanvas" xmlns:cx="http://schemas.microsoft.com/office/drawing/2014/chartex" xmlns:cx1="http://schemas.microsoft.com/office/drawing/2015/9/8/chartex" xmlns:cx2="http://schemas.microsoft.com/office/drawing/2015/10/21/chartex" xmlns:cx3="http://schemas.microsoft.com/office/drawing/2016/5/9/chartex" xmlns:cx4="http://schemas.microsoft.com/office/drawing/2016/5/10/chartex" xmlns:cx5="http://schemas.microsoft.com/office/drawing/2016/5/11/chartex" xmlns:cx6="http://schemas.microsoft.com/office/drawing/2016/5/12/chartex" xmlns:cx7="http://schemas.microsoft.com/office/drawing/2016/5/13/chartex" xmlns:cx8="http://schemas.microsoft.com/office/drawing/2016/5/14/chartex" xmlns:mc="http://schemas.openxmlformats.org/markup-compatibility/2006" xmlns:aink="http://schemas.microsoft.com/office/drawing/2016/ink" xmlns:am3d="http://schemas.microsoft.com/office/drawing/2017/model3d" xmlns:o="urn:schemas-microsoft-com:office:office" xmlns:oel="http://schemas.microsoft.com/office/2019/extlst" xmlns:r="http://schemas.openxmlformats.org/officeDocument/2006/relationships" xmlns:m="http://schemas.openxmlformats.org/officeDocument/2006/math" xmlns:v="urn:schemas-microsoft-com:vml" xmlns:wp14="http://schemas.microsoft.com/office/word/2010/wordprocessingDrawing" xmlns:wp="http://schemas.openxmlformats.org/drawingml/2006/wordprocessingDrawing" xmlns:w10="urn:schemas-microsoft-com:office:word" xmlns:w="http://schemas.openxmlformats.org/wordprocessingml/2006/main" xmlns:w14="http://schemas.microsoft.com/office/word/2010/wordml" xmlns:w15="http://schemas.microsoft.com/office/word/2012/wordml" xmlns:w16cex="http://schemas.microsoft.com/office/word/2018/wordml/cex" xmlns:w16cid="http://schemas.microsoft.com/office/word/2016/wordml/cid" xmlns:w16="http://schemas.microsoft.com/office/word/2018/wordml" xmlns:w16du="http://schemas.microsoft.com/office/word/2023/wordml/word16du" xmlns:w16sdtdh="http://schemas.microsoft.com/office/word/2020/wordml/sdtdatahash" xmlns:w16sdtfl="http://schemas.microsoft.com/office/word/2024/wordml/sdtformatlock" xmlns:w16se="http://schemas.microsoft.com/office/word/2015/wordml/symex" xmlns:wpg="http://schemas.microsoft.com/office/word/2010/wordprocessingGroup" xmlns:wpi="http://schemas.microsoft.com/office/word/2010/wordprocessingInk" xmlns:wne="http://schemas.microsoft.com/office/word/2006/wordml" xmlns:wps="http://schemas.microsoft.com/office/word/2010/wordprocessingShape" mc:Ignorable="w14 w15 w16se w16cid w16 w16cex w16sdtdh w16sdtfl w16du wp14">
   <w16cid:commentId w16cid:paraId="43D7FF99" w16cid:durableId="609D3630"/>
   <w16cid:commentId w16cid:paraId="14D7DB9E" w16cid:durableId="2D5DFF63"/>
   <w16cid:commentId w16cid:paraId="1DC6B181" w16cid:durableId="2D5DFF6D"/>
-  <w16cid:commentId w16cid:paraId="63E78B0B" w16cid:durableId="2D5E84D3"/>
   <w16cid:commentId w16cid:paraId="5D1FCEC0" w16cid:durableId="2D5DFF7C"/>
 </w16cid:commentsIds>
 </file>
 
 <file path=word/endnotes.xml><?xml version="1.0" encoding="utf-8"?>
-<w:endnotes xmlns:wpc="http://schemas.microsoft.com/office/word/2010/wordprocessingCanvas" xmlns:cx="http://schemas.microsoft.com/office/drawing/2014/chartex" xmlns:cx1="http://schemas.microsoft.com/office/drawing/2015/9/8/chartex" xmlns:cx2="http://schemas.microsoft.com/office/drawing/2015/10/21/chartex" xmlns:cx3="http://schemas.microsoft.com/office/drawing/2016/5/9/chartex" xmlns:cx4="http://schemas.microsoft.com/office/drawing/2016/5/10/chartex" xmlns:cx5="http://schemas.microsoft.com/office/drawing/2016/5/11/chartex" xmlns:cx6="http://schemas.microsoft.com/office/drawing/2016/5/12/chartex" xmlns:cx7="http://schemas.microsoft.com/office/drawing/2016/5/13/chartex" xmlns:cx8="http://schemas.microsoft.com/office/drawing/2016/5/14/chartex" xmlns:mc="http://schemas.openxmlformats.org/markup-compatibility/2006" xmlns:aink="http://schemas.microsoft.com/office/drawing/2016/ink" xmlns:am3d="http://schemas.microsoft.com/office/drawing/2017/model3d" xmlns:o="urn:schemas-microsoft-com:office:office" xmlns:r="http://schemas.openxmlformats.org/officeDocument/2006/relationships" xmlns:m="http://schemas.openxmlformats.org/officeDocument/2006/math" xmlns:v="urn:schemas-microsoft-com:vml" xmlns:wp14="http://schemas.microsoft.com/office/word/2010/wordprocessingDrawing" xmlns:wp="http://schemas.openxmlformats.org/drawingml/2006/wordprocessingDrawing" xmlns:w10="urn:schemas-microsoft-com:office:word" xmlns:w="http://schemas.openxmlformats.org/wordprocessingml/2006/main" xmlns:w14="http://schemas.microsoft.com/office/word/2010/wordml" xmlns:w15="http://schemas.microsoft.com/office/word/2012/wordml" xmlns:w16cex="http://schemas.microsoft.com/office/word/2018/wordml/cex" xmlns:w16cid="http://schemas.microsoft.com/office/word/2016/wordml/cid" xmlns:w16="http://schemas.microsoft.com/office/word/2018/wordml" xmlns:w16sdtdh="http://schemas.microsoft.com/office/word/2020/wordml/sdtdatahash" xmlns:w16se="http://schemas.microsoft.com/office/word/2015/wordml/symex" xmlns:wpg="http://schemas.microsoft.com/office/word/2010/wordprocessingGroup" xmlns:wpi="http://schemas.microsoft.com/office/word/2010/wordprocessingInk" xmlns:wne="http://schemas.microsoft.com/office/word/2006/wordml" xmlns:wps="http://schemas.microsoft.com/office/word/2010/wordprocessingShape" mc:Ignorable="w14 w15 w16se w16cid w16 w16cex w16sdtdh wp14">
+<w:endnotes xmlns:wpc="http://schemas.microsoft.com/office/word/2010/wordprocessingCanvas" xmlns:cx="http://schemas.microsoft.com/office/drawing/2014/chartex" xmlns:cx1="http://schemas.microsoft.com/office/drawing/2015/9/8/chartex" xmlns:cx2="http://schemas.microsoft.com/office/drawing/2015/10/21/chartex" xmlns:cx3="http://schemas.microsoft.com/office/drawing/2016/5/9/chartex" xmlns:cx4="http://schemas.microsoft.com/office/drawing/2016/5/10/chartex" xmlns:cx5="http://schemas.microsoft.com/office/drawing/2016/5/11/chartex" xmlns:cx6="http://schemas.microsoft.com/office/drawing/2016/5/12/chartex" xmlns:cx7="http://schemas.microsoft.com/office/drawing/2016/5/13/chartex" xmlns:cx8="http://schemas.microsoft.com/office/drawing/2016/5/14/chartex" xmlns:mc="http://schemas.openxmlformats.org/markup-compatibility/2006" xmlns:aink="http://schemas.microsoft.com/office/drawing/2016/ink" xmlns:am3d="http://schemas.microsoft.com/office/drawing/2017/model3d" xmlns:o="urn:schemas-microsoft-com:office:office" xmlns:oel="http://schemas.microsoft.com/office/2019/extlst" xmlns:r="http://schemas.openxmlformats.org/officeDocument/2006/relationships" xmlns:m="http://schemas.openxmlformats.org/officeDocument/2006/math" xmlns:v="urn:schemas-microsoft-com:vml" xmlns:wp14="http://schemas.microsoft.com/office/word/2010/wordprocessingDrawing" xmlns:wp="http://schemas.openxmlformats.org/drawingml/2006/wordprocessingDrawing" xmlns:w10="urn:schemas-microsoft-com:office:word" xmlns:w="http://schemas.openxmlformats.org/wordprocessingml/2006/main" xmlns:w14="http://schemas.microsoft.com/office/word/2010/wordml" xmlns:w15="http://schemas.microsoft.com/office/word/2012/wordml" xmlns:w16cex="http://schemas.microsoft.com/office/word/2018/wordml/cex" xmlns:w16cid="http://schemas.microsoft.com/office/word/2016/wordml/cid" xmlns:w16="http://schemas.microsoft.com/office/word/2018/wordml" xmlns:w16du="http://schemas.microsoft.com/office/word/2023/wordml/word16du" xmlns:w16sdtdh="http://schemas.microsoft.com/office/word/2020/wordml/sdtdatahash" xmlns:w16sdtfl="http://schemas.microsoft.com/office/word/2024/wordml/sdtformatlock" xmlns:w16se="http://schemas.microsoft.com/office/word/2015/wordml/symex" xmlns:wpg="http://schemas.microsoft.com/office/word/2010/wordprocessingGroup" xmlns:wpi="http://schemas.microsoft.com/office/word/2010/wordprocessingInk" xmlns:wne="http://schemas.microsoft.com/office/word/2006/wordml" xmlns:wps="http://schemas.microsoft.com/office/word/2010/wordprocessingShape" mc:Ignorable="w14 w15 w16se w16cid w16 w16cex w16sdtdh w16sdtfl w16du wp14">
   <w:endnote w:type="separator" w:id="-1">
     <w:p>
       <w:pPr>
@@ -4698,7 +4504,7 @@
 </file>
 
 <file path=word/footer1.xml><?xml version="1.0" encoding="utf-8"?>
-<w:ftr xmlns:wpc="http://schemas.microsoft.com/office/word/2010/wordprocessingCanvas" xmlns:cx="http://schemas.microsoft.com/office/drawing/2014/chartex" xmlns:cx1="http://schemas.microsoft.com/office/drawing/2015/9/8/chartex" xmlns:cx2="http://schemas.microsoft.com/office/drawing/2015/10/21/chartex" xmlns:cx3="http://schemas.microsoft.com/office/drawing/2016/5/9/chartex" xmlns:cx4="http://schemas.microsoft.com/office/drawing/2016/5/10/chartex" xmlns:cx5="http://schemas.microsoft.com/office/drawing/2016/5/11/chartex" xmlns:cx6="http://schemas.microsoft.com/office/drawing/2016/5/12/chartex" xmlns:cx7="http://schemas.microsoft.com/office/drawing/2016/5/13/chartex" xmlns:cx8="http://schemas.microsoft.com/office/drawing/2016/5/14/chartex" xmlns:mc="http://schemas.openxmlformats.org/markup-compatibility/2006" xmlns:aink="http://schemas.microsoft.com/office/drawing/2016/ink" xmlns:am3d="http://schemas.microsoft.com/office/drawing/2017/model3d" xmlns:o="urn:schemas-microsoft-com:office:office" xmlns:r="http://schemas.openxmlformats.org/officeDocument/2006/relationships" xmlns:m="http://schemas.openxmlformats.org/officeDocument/2006/math" xmlns:v="urn:schemas-microsoft-com:vml" xmlns:wp14="http://schemas.microsoft.com/office/word/2010/wordprocessingDrawing" xmlns:wp="http://schemas.openxmlformats.org/drawingml/2006/wordprocessingDrawing" xmlns:w10="urn:schemas-microsoft-com:office:word" xmlns:w="http://schemas.openxmlformats.org/wordprocessingml/2006/main" xmlns:w14="http://schemas.microsoft.com/office/word/2010/wordml" xmlns:w15="http://schemas.microsoft.com/office/word/2012/wordml" xmlns:w16cex="http://schemas.microsoft.com/office/word/2018/wordml/cex" xmlns:w16cid="http://schemas.microsoft.com/office/word/2016/wordml/cid" xmlns:w16="http://schemas.microsoft.com/office/word/2018/wordml" xmlns:w16sdtdh="http://schemas.microsoft.com/office/word/2020/wordml/sdtdatahash" xmlns:w16se="http://schemas.microsoft.com/office/word/2015/wordml/symex" xmlns:wpg="http://schemas.microsoft.com/office/word/2010/wordprocessingGroup" xmlns:wpi="http://schemas.microsoft.com/office/word/2010/wordprocessingInk" xmlns:wne="http://schemas.microsoft.com/office/word/2006/wordml" xmlns:wps="http://schemas.microsoft.com/office/word/2010/wordprocessingShape" mc:Ignorable="w14 w15 w16se w16cid w16 w16cex w16sdtdh wp14">
+<w:ftr xmlns:wpc="http://schemas.microsoft.com/office/word/2010/wordprocessingCanvas" xmlns:cx="http://schemas.microsoft.com/office/drawing/2014/chartex" xmlns:cx1="http://schemas.microsoft.com/office/drawing/2015/9/8/chartex" xmlns:cx2="http://schemas.microsoft.com/office/drawing/2015/10/21/chartex" xmlns:cx3="http://schemas.microsoft.com/office/drawing/2016/5/9/chartex" xmlns:cx4="http://schemas.microsoft.com/office/drawing/2016/5/10/chartex" xmlns:cx5="http://schemas.microsoft.com/office/drawing/2016/5/11/chartex" xmlns:cx6="http://schemas.microsoft.com/office/drawing/2016/5/12/chartex" xmlns:cx7="http://schemas.microsoft.com/office/drawing/2016/5/13/chartex" xmlns:cx8="http://schemas.microsoft.com/office/drawing/2016/5/14/chartex" xmlns:mc="http://schemas.openxmlformats.org/markup-compatibility/2006" xmlns:aink="http://schemas.microsoft.com/office/drawing/2016/ink" xmlns:am3d="http://schemas.microsoft.com/office/drawing/2017/model3d" xmlns:o="urn:schemas-microsoft-com:office:office" xmlns:oel="http://schemas.microsoft.com/office/2019/extlst" xmlns:r="http://schemas.openxmlformats.org/officeDocument/2006/relationships" xmlns:m="http://schemas.openxmlformats.org/officeDocument/2006/math" xmlns:v="urn:schemas-microsoft-com:vml" xmlns:wp14="http://schemas.microsoft.com/office/word/2010/wordprocessingDrawing" xmlns:wp="http://schemas.openxmlformats.org/drawingml/2006/wordprocessingDrawing" xmlns:w10="urn:schemas-microsoft-com:office:word" xmlns:w="http://schemas.openxmlformats.org/wordprocessingml/2006/main" xmlns:w14="http://schemas.microsoft.com/office/word/2010/wordml" xmlns:w15="http://schemas.microsoft.com/office/word/2012/wordml" xmlns:w16cex="http://schemas.microsoft.com/office/word/2018/wordml/cex" xmlns:w16cid="http://schemas.microsoft.com/office/word/2016/wordml/cid" xmlns:w16="http://schemas.microsoft.com/office/word/2018/wordml" xmlns:w16du="http://schemas.microsoft.com/office/word/2023/wordml/word16du" xmlns:w16sdtdh="http://schemas.microsoft.com/office/word/2020/wordml/sdtdatahash" xmlns:w16sdtfl="http://schemas.microsoft.com/office/word/2024/wordml/sdtformatlock" xmlns:w16se="http://schemas.microsoft.com/office/word/2015/wordml/symex" xmlns:wpg="http://schemas.microsoft.com/office/word/2010/wordprocessingGroup" xmlns:wpi="http://schemas.microsoft.com/office/word/2010/wordprocessingInk" xmlns:wne="http://schemas.microsoft.com/office/word/2006/wordml" xmlns:wps="http://schemas.microsoft.com/office/word/2010/wordprocessingShape" mc:Ignorable="w14 w15 w16se w16cid w16 w16cex w16sdtdh w16sdtfl w16du wp14">
   <w:sdt>
     <w:sdtPr>
       <w:rPr>
@@ -4710,7 +4516,6 @@
         <w:docPartUnique/>
       </w:docPartObj>
     </w:sdtPr>
-    <w:sdtEndPr/>
     <w:sdtContent>
       <w:p>
         <w:pPr>
@@ -4763,7 +4568,7 @@
 </file>
 
 <file path=word/footnotes.xml><?xml version="1.0" encoding="utf-8"?>
-<w:footnotes xmlns:wpc="http://schemas.microsoft.com/office/word/2010/wordprocessingCanvas" xmlns:cx="http://schemas.microsoft.com/office/drawing/2014/chartex" xmlns:cx1="http://schemas.microsoft.com/office/drawing/2015/9/8/chartex" xmlns:cx2="http://schemas.microsoft.com/office/drawing/2015/10/21/chartex" xmlns:cx3="http://schemas.microsoft.com/office/drawing/2016/5/9/chartex" xmlns:cx4="http://schemas.microsoft.com/office/drawing/2016/5/10/chartex" xmlns:cx5="http://schemas.microsoft.com/office/drawing/2016/5/11/chartex" xmlns:cx6="http://schemas.microsoft.com/office/drawing/2016/5/12/chartex" xmlns:cx7="http://schemas.microsoft.com/office/drawing/2016/5/13/chartex" xmlns:cx8="http://schemas.microsoft.com/office/drawing/2016/5/14/chartex" xmlns:mc="http://schemas.openxmlformats.org/markup-compatibility/2006" xmlns:aink="http://schemas.microsoft.com/office/drawing/2016/ink" xmlns:am3d="http://schemas.microsoft.com/office/drawing/2017/model3d" xmlns:o="urn:schemas-microsoft-com:office:office" xmlns:r="http://schemas.openxmlformats.org/officeDocument/2006/relationships" xmlns:m="http://schemas.openxmlformats.org/officeDocument/2006/math" xmlns:v="urn:schemas-microsoft-com:vml" xmlns:wp14="http://schemas.microsoft.com/office/word/2010/wordprocessingDrawing" xmlns:wp="http://schemas.openxmlformats.org/drawingml/2006/wordprocessingDrawing" xmlns:w10="urn:schemas-microsoft-com:office:word" xmlns:w="http://schemas.openxmlformats.org/wordprocessingml/2006/main" xmlns:w14="http://schemas.microsoft.com/office/word/2010/wordml" xmlns:w15="http://schemas.microsoft.com/office/word/2012/wordml" xmlns:w16cex="http://schemas.microsoft.com/office/word/2018/wordml/cex" xmlns:w16cid="http://schemas.microsoft.com/office/word/2016/wordml/cid" xmlns:w16="http://schemas.microsoft.com/office/word/2018/wordml" xmlns:w16sdtdh="http://schemas.microsoft.com/office/word/2020/wordml/sdtdatahash" xmlns:w16se="http://schemas.microsoft.com/office/word/2015/wordml/symex" xmlns:wpg="http://schemas.microsoft.com/office/word/2010/wordprocessingGroup" xmlns:wpi="http://schemas.microsoft.com/office/word/2010/wordprocessingInk" xmlns:wne="http://schemas.microsoft.com/office/word/2006/wordml" xmlns:wps="http://schemas.microsoft.com/office/word/2010/wordprocessingShape" mc:Ignorable="w14 w15 w16se w16cid w16 w16cex w16sdtdh wp14">
+<w:footnotes xmlns:wpc="http://schemas.microsoft.com/office/word/2010/wordprocessingCanvas" xmlns:cx="http://schemas.microsoft.com/office/drawing/2014/chartex" xmlns:cx1="http://schemas.microsoft.com/office/drawing/2015/9/8/chartex" xmlns:cx2="http://schemas.microsoft.com/office/drawing/2015/10/21/chartex" xmlns:cx3="http://schemas.microsoft.com/office/drawing/2016/5/9/chartex" xmlns:cx4="http://schemas.microsoft.com/office/drawing/2016/5/10/chartex" xmlns:cx5="http://schemas.microsoft.com/office/drawing/2016/5/11/chartex" xmlns:cx6="http://schemas.microsoft.com/office/drawing/2016/5/12/chartex" xmlns:cx7="http://schemas.microsoft.com/office/drawing/2016/5/13/chartex" xmlns:cx8="http://schemas.microsoft.com/office/drawing/2016/5/14/chartex" xmlns:mc="http://schemas.openxmlformats.org/markup-compatibility/2006" xmlns:aink="http://schemas.microsoft.com/office/drawing/2016/ink" xmlns:am3d="http://schemas.microsoft.com/office/drawing/2017/model3d" xmlns:o="urn:schemas-microsoft-com:office:office" xmlns:oel="http://schemas.microsoft.com/office/2019/extlst" xmlns:r="http://schemas.openxmlformats.org/officeDocument/2006/relationships" xmlns:m="http://schemas.openxmlformats.org/officeDocument/2006/math" xmlns:v="urn:schemas-microsoft-com:vml" xmlns:wp14="http://schemas.microsoft.com/office/word/2010/wordprocessingDrawing" xmlns:wp="http://schemas.openxmlformats.org/drawingml/2006/wordprocessingDrawing" xmlns:w10="urn:schemas-microsoft-com:office:word" xmlns:w="http://schemas.openxmlformats.org/wordprocessingml/2006/main" xmlns:w14="http://schemas.microsoft.com/office/word/2010/wordml" xmlns:w15="http://schemas.microsoft.com/office/word/2012/wordml" xmlns:w16cex="http://schemas.microsoft.com/office/word/2018/wordml/cex" xmlns:w16cid="http://schemas.microsoft.com/office/word/2016/wordml/cid" xmlns:w16="http://schemas.microsoft.com/office/word/2018/wordml" xmlns:w16du="http://schemas.microsoft.com/office/word/2023/wordml/word16du" xmlns:w16sdtdh="http://schemas.microsoft.com/office/word/2020/wordml/sdtdatahash" xmlns:w16sdtfl="http://schemas.microsoft.com/office/word/2024/wordml/sdtformatlock" xmlns:w16se="http://schemas.microsoft.com/office/word/2015/wordml/symex" xmlns:wpg="http://schemas.microsoft.com/office/word/2010/wordprocessingGroup" xmlns:wpi="http://schemas.microsoft.com/office/word/2010/wordprocessingInk" xmlns:wne="http://schemas.microsoft.com/office/word/2006/wordml" xmlns:wps="http://schemas.microsoft.com/office/word/2010/wordprocessingShape" mc:Ignorable="w14 w15 w16se w16cid w16 w16cex w16sdtdh w16sdtfl w16du wp14">
   <w:footnote w:type="separator" w:id="-1">
     <w:p>
       <w:pPr>
@@ -4788,7 +4593,7 @@
 </file>
 
 <file path=word/numbering.xml><?xml version="1.0" encoding="utf-8"?>
-<w:numbering xmlns:wpc="http://schemas.microsoft.com/office/word/2010/wordprocessingCanvas" xmlns:cx="http://schemas.microsoft.com/office/drawing/2014/chartex" xmlns:cx1="http://schemas.microsoft.com/office/drawing/2015/9/8/chartex" xmlns:cx2="http://schemas.microsoft.com/office/drawing/2015/10/21/chartex" xmlns:cx3="http://schemas.microsoft.com/office/drawing/2016/5/9/chartex" xmlns:cx4="http://schemas.microsoft.com/office/drawing/2016/5/10/chartex" xmlns:cx5="http://schemas.microsoft.com/office/drawing/2016/5/11/chartex" xmlns:cx6="http://schemas.microsoft.com/office/drawing/2016/5/12/chartex" xmlns:cx7="http://schemas.microsoft.com/office/drawing/2016/5/13/chartex" xmlns:cx8="http://schemas.microsoft.com/office/drawing/2016/5/14/chartex" xmlns:mc="http://schemas.openxmlformats.org/markup-compatibility/2006" xmlns:aink="http://schemas.microsoft.com/office/drawing/2016/ink" xmlns:am3d="http://schemas.microsoft.com/office/drawing/2017/model3d" xmlns:o="urn:schemas-microsoft-com:office:office" xmlns:r="http://schemas.openxmlformats.org/officeDocument/2006/relationships" xmlns:m="http://schemas.openxmlformats.org/officeDocument/2006/math" xmlns:v="urn:schemas-microsoft-com:vml" xmlns:wp14="http://schemas.microsoft.com/office/word/2010/wordprocessingDrawing" xmlns:wp="http://schemas.openxmlformats.org/drawingml/2006/wordprocessingDrawing" xmlns:w10="urn:schemas-microsoft-com:office:word" xmlns:w="http://schemas.openxmlformats.org/wordprocessingml/2006/main" xmlns:w14="http://schemas.microsoft.com/office/word/2010/wordml" xmlns:w15="http://schemas.microsoft.com/office/word/2012/wordml" xmlns:w16cex="http://schemas.microsoft.com/office/word/2018/wordml/cex" xmlns:w16cid="http://schemas.microsoft.com/office/word/2016/wordml/cid" xmlns:w16="http://schemas.microsoft.com/office/word/2018/wordml" xmlns:w16sdtdh="http://schemas.microsoft.com/office/word/2020/wordml/sdtdatahash" xmlns:w16se="http://schemas.microsoft.com/office/word/2015/wordml/symex" xmlns:wpg="http://schemas.microsoft.com/office/word/2010/wordprocessingGroup" xmlns:wpi="http://schemas.microsoft.com/office/word/2010/wordprocessingInk" xmlns:wne="http://schemas.microsoft.com/office/word/2006/wordml" xmlns:wps="http://schemas.microsoft.com/office/word/2010/wordprocessingShape" mc:Ignorable="w14 w15 w16se w16cid w16 w16cex w16sdtdh wp14">
+<w:numbering xmlns:wpc="http://schemas.microsoft.com/office/word/2010/wordprocessingCanvas" xmlns:cx="http://schemas.microsoft.com/office/drawing/2014/chartex" xmlns:cx1="http://schemas.microsoft.com/office/drawing/2015/9/8/chartex" xmlns:cx2="http://schemas.microsoft.com/office/drawing/2015/10/21/chartex" xmlns:cx3="http://schemas.microsoft.com/office/drawing/2016/5/9/chartex" xmlns:cx4="http://schemas.microsoft.com/office/drawing/2016/5/10/chartex" xmlns:cx5="http://schemas.microsoft.com/office/drawing/2016/5/11/chartex" xmlns:cx6="http://schemas.microsoft.com/office/drawing/2016/5/12/chartex" xmlns:cx7="http://schemas.microsoft.com/office/drawing/2016/5/13/chartex" xmlns:cx8="http://schemas.microsoft.com/office/drawing/2016/5/14/chartex" xmlns:mc="http://schemas.openxmlformats.org/markup-compatibility/2006" xmlns:aink="http://schemas.microsoft.com/office/drawing/2016/ink" xmlns:am3d="http://schemas.microsoft.com/office/drawing/2017/model3d" xmlns:o="urn:schemas-microsoft-com:office:office" xmlns:oel="http://schemas.microsoft.com/office/2019/extlst" xmlns:r="http://schemas.openxmlformats.org/officeDocument/2006/relationships" xmlns:m="http://schemas.openxmlformats.org/officeDocument/2006/math" xmlns:v="urn:schemas-microsoft-com:vml" xmlns:wp14="http://schemas.microsoft.com/office/word/2010/wordprocessingDrawing" xmlns:wp="http://schemas.openxmlformats.org/drawingml/2006/wordprocessingDrawing" xmlns:w10="urn:schemas-microsoft-com:office:word" xmlns:w="http://schemas.openxmlformats.org/wordprocessingml/2006/main" xmlns:w14="http://schemas.microsoft.com/office/word/2010/wordml" xmlns:w15="http://schemas.microsoft.com/office/word/2012/wordml" xmlns:w16cex="http://schemas.microsoft.com/office/word/2018/wordml/cex" xmlns:w16cid="http://schemas.microsoft.com/office/word/2016/wordml/cid" xmlns:w16="http://schemas.microsoft.com/office/word/2018/wordml" xmlns:w16du="http://schemas.microsoft.com/office/word/2023/wordml/word16du" xmlns:w16sdtdh="http://schemas.microsoft.com/office/word/2020/wordml/sdtdatahash" xmlns:w16sdtfl="http://schemas.microsoft.com/office/word/2024/wordml/sdtformatlock" xmlns:w16se="http://schemas.microsoft.com/office/word/2015/wordml/symex" xmlns:wpg="http://schemas.microsoft.com/office/word/2010/wordprocessingGroup" xmlns:wpi="http://schemas.microsoft.com/office/word/2010/wordprocessingInk" xmlns:wne="http://schemas.microsoft.com/office/word/2006/wordml" xmlns:wps="http://schemas.microsoft.com/office/word/2010/wordprocessingShape" mc:Ignorable="w14 w15 w16se w16cid w16 w16cex w16sdtdh w16sdtfl w16du wp14">
   <w:abstractNum w:abstractNumId="0" w15:restartNumberingAfterBreak="0">
     <w:nsid w:val="008D499C"/>
     <w:multiLevelType w:val="hybridMultilevel"/>
@@ -9517,7 +9322,7 @@
       </w:rPr>
     </w:lvl>
   </w:abstractNum>
-  <w:num w:numId="1">
+  <w:num w:numId="1" w16cid:durableId="1004748315">
     <w:abstractNumId w:val="2"/>
     <w:lvlOverride w:ilvl="0">
       <w:startOverride w:val="1"/>
@@ -9547,16 +9352,16 @@
       <w:startOverride w:val="1"/>
     </w:lvlOverride>
   </w:num>
-  <w:num w:numId="2">
+  <w:num w:numId="2" w16cid:durableId="895429251">
     <w:abstractNumId w:val="15"/>
   </w:num>
-  <w:num w:numId="3">
+  <w:num w:numId="3" w16cid:durableId="1758360274">
     <w:abstractNumId w:val="11"/>
   </w:num>
-  <w:num w:numId="4">
+  <w:num w:numId="4" w16cid:durableId="1392076472">
     <w:abstractNumId w:val="18"/>
   </w:num>
-  <w:num w:numId="5">
+  <w:num w:numId="5" w16cid:durableId="1794592169">
     <w:abstractNumId w:val="23"/>
     <w:lvlOverride w:ilvl="0">
       <w:startOverride w:val="1"/>
@@ -9586,134 +9391,134 @@
       <w:startOverride w:val="1"/>
     </w:lvlOverride>
   </w:num>
-  <w:num w:numId="6">
+  <w:num w:numId="6" w16cid:durableId="1067997482">
     <w:abstractNumId w:val="26"/>
   </w:num>
-  <w:num w:numId="7">
+  <w:num w:numId="7" w16cid:durableId="758252635">
     <w:abstractNumId w:val="27"/>
   </w:num>
-  <w:num w:numId="8">
+  <w:num w:numId="8" w16cid:durableId="1327781020">
     <w:abstractNumId w:val="44"/>
   </w:num>
-  <w:num w:numId="9">
+  <w:num w:numId="9" w16cid:durableId="90201994">
     <w:abstractNumId w:val="37"/>
   </w:num>
-  <w:num w:numId="10">
+  <w:num w:numId="10" w16cid:durableId="1846364260">
     <w:abstractNumId w:val="3"/>
   </w:num>
-  <w:num w:numId="11">
+  <w:num w:numId="11" w16cid:durableId="1281300856">
     <w:abstractNumId w:val="40"/>
   </w:num>
-  <w:num w:numId="12">
+  <w:num w:numId="12" w16cid:durableId="1378116959">
     <w:abstractNumId w:val="34"/>
   </w:num>
-  <w:num w:numId="13">
+  <w:num w:numId="13" w16cid:durableId="243074920">
     <w:abstractNumId w:val="9"/>
   </w:num>
-  <w:num w:numId="14">
+  <w:num w:numId="14" w16cid:durableId="973560522">
     <w:abstractNumId w:val="21"/>
   </w:num>
-  <w:num w:numId="15">
+  <w:num w:numId="15" w16cid:durableId="1093623662">
     <w:abstractNumId w:val="10"/>
   </w:num>
-  <w:num w:numId="16">
+  <w:num w:numId="16" w16cid:durableId="870845814">
     <w:abstractNumId w:val="13"/>
   </w:num>
-  <w:num w:numId="17">
+  <w:num w:numId="17" w16cid:durableId="2104063804">
     <w:abstractNumId w:val="19"/>
   </w:num>
-  <w:num w:numId="18">
+  <w:num w:numId="18" w16cid:durableId="2103867150">
     <w:abstractNumId w:val="28"/>
   </w:num>
-  <w:num w:numId="19">
+  <w:num w:numId="19" w16cid:durableId="792209287">
     <w:abstractNumId w:val="43"/>
   </w:num>
-  <w:num w:numId="20">
+  <w:num w:numId="20" w16cid:durableId="935987218">
     <w:abstractNumId w:val="17"/>
   </w:num>
-  <w:num w:numId="21">
+  <w:num w:numId="21" w16cid:durableId="1091698957">
     <w:abstractNumId w:val="0"/>
   </w:num>
-  <w:num w:numId="22">
+  <w:num w:numId="22" w16cid:durableId="1479880770">
     <w:abstractNumId w:val="6"/>
   </w:num>
-  <w:num w:numId="23">
+  <w:num w:numId="23" w16cid:durableId="555969845">
     <w:abstractNumId w:val="42"/>
   </w:num>
-  <w:num w:numId="24">
+  <w:num w:numId="24" w16cid:durableId="457525631">
     <w:abstractNumId w:val="35"/>
   </w:num>
-  <w:num w:numId="25">
+  <w:num w:numId="25" w16cid:durableId="1741366462">
     <w:abstractNumId w:val="30"/>
   </w:num>
-  <w:num w:numId="26">
+  <w:num w:numId="26" w16cid:durableId="2086607909">
     <w:abstractNumId w:val="29"/>
   </w:num>
-  <w:num w:numId="27">
+  <w:num w:numId="27" w16cid:durableId="1562983972">
     <w:abstractNumId w:val="1"/>
   </w:num>
-  <w:num w:numId="28">
+  <w:num w:numId="28" w16cid:durableId="1422145116">
     <w:abstractNumId w:val="22"/>
   </w:num>
-  <w:num w:numId="29">
+  <w:num w:numId="29" w16cid:durableId="1920093159">
     <w:abstractNumId w:val="5"/>
   </w:num>
-  <w:num w:numId="30">
+  <w:num w:numId="30" w16cid:durableId="712770921">
     <w:abstractNumId w:val="45"/>
   </w:num>
-  <w:num w:numId="31">
+  <w:num w:numId="31" w16cid:durableId="2009361130">
     <w:abstractNumId w:val="25"/>
   </w:num>
-  <w:num w:numId="32">
+  <w:num w:numId="32" w16cid:durableId="1283875836">
     <w:abstractNumId w:val="7"/>
   </w:num>
-  <w:num w:numId="33">
+  <w:num w:numId="33" w16cid:durableId="1151559095">
     <w:abstractNumId w:val="8"/>
   </w:num>
-  <w:num w:numId="34">
+  <w:num w:numId="34" w16cid:durableId="1930039879">
     <w:abstractNumId w:val="36"/>
   </w:num>
-  <w:num w:numId="35">
+  <w:num w:numId="35" w16cid:durableId="771824864">
     <w:abstractNumId w:val="31"/>
   </w:num>
-  <w:num w:numId="36">
+  <w:num w:numId="36" w16cid:durableId="1481656301">
     <w:abstractNumId w:val="38"/>
   </w:num>
-  <w:num w:numId="37">
+  <w:num w:numId="37" w16cid:durableId="1980844679">
     <w:abstractNumId w:val="16"/>
   </w:num>
-  <w:num w:numId="38">
+  <w:num w:numId="38" w16cid:durableId="835877328">
     <w:abstractNumId w:val="14"/>
   </w:num>
-  <w:num w:numId="39">
+  <w:num w:numId="39" w16cid:durableId="164561189">
     <w:abstractNumId w:val="33"/>
   </w:num>
-  <w:num w:numId="40">
+  <w:num w:numId="40" w16cid:durableId="1309555953">
     <w:abstractNumId w:val="32"/>
   </w:num>
-  <w:num w:numId="41">
+  <w:num w:numId="41" w16cid:durableId="1889220689">
     <w:abstractNumId w:val="20"/>
   </w:num>
-  <w:num w:numId="42">
+  <w:num w:numId="42" w16cid:durableId="195435346">
     <w:abstractNumId w:val="12"/>
   </w:num>
-  <w:num w:numId="43">
+  <w:num w:numId="43" w16cid:durableId="280572361">
     <w:abstractNumId w:val="24"/>
   </w:num>
-  <w:num w:numId="44">
+  <w:num w:numId="44" w16cid:durableId="1939873827">
     <w:abstractNumId w:val="4"/>
   </w:num>
-  <w:num w:numId="45">
+  <w:num w:numId="45" w16cid:durableId="1088190115">
     <w:abstractNumId w:val="39"/>
   </w:num>
-  <w:num w:numId="46">
+  <w:num w:numId="46" w16cid:durableId="296497822">
     <w:abstractNumId w:val="41"/>
   </w:num>
 </w:numbering>
 </file>
 
 <file path=word/people.xml><?xml version="1.0" encoding="utf-8"?>
-<w15:people xmlns:wpc="http://schemas.microsoft.com/office/word/2010/wordprocessingCanvas" xmlns:cx="http://schemas.microsoft.com/office/drawing/2014/chartex" xmlns:cx1="http://schemas.microsoft.com/office/drawing/2015/9/8/chartex" xmlns:cx2="http://schemas.microsoft.com/office/drawing/2015/10/21/chartex" xmlns:cx3="http://schemas.microsoft.com/office/drawing/2016/5/9/chartex" xmlns:cx4="http://schemas.microsoft.com/office/drawing/2016/5/10/chartex" xmlns:cx5="http://schemas.microsoft.com/office/drawing/2016/5/11/chartex" xmlns:cx6="http://schemas.microsoft.com/office/drawing/2016/5/12/chartex" xmlns:cx7="http://schemas.microsoft.com/office/drawing/2016/5/13/chartex" xmlns:cx8="http://schemas.microsoft.com/office/drawing/2016/5/14/chartex" xmlns:mc="http://schemas.openxmlformats.org/markup-compatibility/2006" xmlns:aink="http://schemas.microsoft.com/office/drawing/2016/ink" xmlns:am3d="http://schemas.microsoft.com/office/drawing/2017/model3d" xmlns:o="urn:schemas-microsoft-com:office:office" xmlns:r="http://schemas.openxmlformats.org/officeDocument/2006/relationships" xmlns:m="http://schemas.openxmlformats.org/officeDocument/2006/math" xmlns:v="urn:schemas-microsoft-com:vml" xmlns:wp14="http://schemas.microsoft.com/office/word/2010/wordprocessingDrawing" xmlns:wp="http://schemas.openxmlformats.org/drawingml/2006/wordprocessingDrawing" xmlns:w10="urn:schemas-microsoft-com:office:word" xmlns:w="http://schemas.openxmlformats.org/wordprocessingml/2006/main" xmlns:w14="http://schemas.microsoft.com/office/word/2010/wordml" xmlns:w15="http://schemas.microsoft.com/office/word/2012/wordml" xmlns:w16cex="http://schemas.microsoft.com/office/word/2018/wordml/cex" xmlns:w16cid="http://schemas.microsoft.com/office/word/2016/wordml/cid" xmlns:w16="http://schemas.microsoft.com/office/word/2018/wordml" xmlns:w16sdtdh="http://schemas.microsoft.com/office/word/2020/wordml/sdtdatahash" xmlns:w16se="http://schemas.microsoft.com/office/word/2015/wordml/symex" xmlns:wpg="http://schemas.microsoft.com/office/word/2010/wordprocessingGroup" xmlns:wpi="http://schemas.microsoft.com/office/word/2010/wordprocessingInk" xmlns:wne="http://schemas.microsoft.com/office/word/2006/wordml" xmlns:wps="http://schemas.microsoft.com/office/word/2010/wordprocessingShape" mc:Ignorable="w14 w15 w16se w16cid w16 w16cex w16sdtdh wp14">
+<w15:people xmlns:wpc="http://schemas.microsoft.com/office/word/2010/wordprocessingCanvas" xmlns:cx="http://schemas.microsoft.com/office/drawing/2014/chartex" xmlns:cx1="http://schemas.microsoft.com/office/drawing/2015/9/8/chartex" xmlns:cx2="http://schemas.microsoft.com/office/drawing/2015/10/21/chartex" xmlns:cx3="http://schemas.microsoft.com/office/drawing/2016/5/9/chartex" xmlns:cx4="http://schemas.microsoft.com/office/drawing/2016/5/10/chartex" xmlns:cx5="http://schemas.microsoft.com/office/drawing/2016/5/11/chartex" xmlns:cx6="http://schemas.microsoft.com/office/drawing/2016/5/12/chartex" xmlns:cx7="http://schemas.microsoft.com/office/drawing/2016/5/13/chartex" xmlns:cx8="http://schemas.microsoft.com/office/drawing/2016/5/14/chartex" xmlns:mc="http://schemas.openxmlformats.org/markup-compatibility/2006" xmlns:aink="http://schemas.microsoft.com/office/drawing/2016/ink" xmlns:am3d="http://schemas.microsoft.com/office/drawing/2017/model3d" xmlns:o="urn:schemas-microsoft-com:office:office" xmlns:oel="http://schemas.microsoft.com/office/2019/extlst" xmlns:r="http://schemas.openxmlformats.org/officeDocument/2006/relationships" xmlns:m="http://schemas.openxmlformats.org/officeDocument/2006/math" xmlns:v="urn:schemas-microsoft-com:vml" xmlns:wp14="http://schemas.microsoft.com/office/word/2010/wordprocessingDrawing" xmlns:wp="http://schemas.openxmlformats.org/drawingml/2006/wordprocessingDrawing" xmlns:w10="urn:schemas-microsoft-com:office:word" xmlns:w="http://schemas.openxmlformats.org/wordprocessingml/2006/main" xmlns:w14="http://schemas.microsoft.com/office/word/2010/wordml" xmlns:w15="http://schemas.microsoft.com/office/word/2012/wordml" xmlns:w16cex="http://schemas.microsoft.com/office/word/2018/wordml/cex" xmlns:w16cid="http://schemas.microsoft.com/office/word/2016/wordml/cid" xmlns:w16="http://schemas.microsoft.com/office/word/2018/wordml" xmlns:w16du="http://schemas.microsoft.com/office/word/2023/wordml/word16du" xmlns:w16sdtdh="http://schemas.microsoft.com/office/word/2020/wordml/sdtdatahash" xmlns:w16sdtfl="http://schemas.microsoft.com/office/word/2024/wordml/sdtformatlock" xmlns:w16se="http://schemas.microsoft.com/office/word/2015/wordml/symex" xmlns:wpg="http://schemas.microsoft.com/office/word/2010/wordprocessingGroup" xmlns:wpi="http://schemas.microsoft.com/office/word/2010/wordprocessingInk" xmlns:wne="http://schemas.microsoft.com/office/word/2006/wordml" xmlns:wps="http://schemas.microsoft.com/office/word/2010/wordprocessingShape" mc:Ignorable="w14 w15 w16se w16cid w16 w16cex w16sdtdh w16sdtfl w16du wp14">
   <w15:person w15:author="Иваненко Юрий Сергеевич">
     <w15:presenceInfo w15:providerId="AD" w15:userId="S::ivanenko_yus@dvfu.ru::9db6a4ee-0978-424b-a1ac-45c753e2cff0"/>
   </w15:person>
@@ -9721,7 +9526,7 @@
 </file>
 
 <file path=word/styles.xml><?xml version="1.0" encoding="utf-8"?>
-<w:styles xmlns:mc="http://schemas.openxmlformats.org/markup-compatibility/2006" xmlns:r="http://schemas.openxmlformats.org/officeDocument/2006/relationships" xmlns:w="http://schemas.openxmlformats.org/wordprocessingml/2006/main" xmlns:w14="http://schemas.microsoft.com/office/word/2010/wordml" xmlns:w15="http://schemas.microsoft.com/office/word/2012/wordml" xmlns:w16cex="http://schemas.microsoft.com/office/word/2018/wordml/cex" xmlns:w16cid="http://schemas.microsoft.com/office/word/2016/wordml/cid" xmlns:w16="http://schemas.microsoft.com/office/word/2018/wordml" xmlns:w16sdtdh="http://schemas.microsoft.com/office/word/2020/wordml/sdtdatahash" xmlns:w16se="http://schemas.microsoft.com/office/word/2015/wordml/symex" mc:Ignorable="w14 w15 w16se w16cid w16 w16cex w16sdtdh">
+<w:styles xmlns:mc="http://schemas.openxmlformats.org/markup-compatibility/2006" xmlns:r="http://schemas.openxmlformats.org/officeDocument/2006/relationships" xmlns:w="http://schemas.openxmlformats.org/wordprocessingml/2006/main" xmlns:w14="http://schemas.microsoft.com/office/word/2010/wordml" xmlns:w15="http://schemas.microsoft.com/office/word/2012/wordml" xmlns:w16cex="http://schemas.microsoft.com/office/word/2018/wordml/cex" xmlns:w16cid="http://schemas.microsoft.com/office/word/2016/wordml/cid" xmlns:w16="http://schemas.microsoft.com/office/word/2018/wordml" xmlns:w16du="http://schemas.microsoft.com/office/word/2023/wordml/word16du" xmlns:w16sdtdh="http://schemas.microsoft.com/office/word/2020/wordml/sdtdatahash" xmlns:w16sdtfl="http://schemas.microsoft.com/office/word/2024/wordml/sdtformatlock" xmlns:w16se="http://schemas.microsoft.com/office/word/2015/wordml/symex" mc:Ignorable="w14 w15 w16se w16cid w16 w16cex w16sdtdh w16sdtfl w16du">
   <w:docDefaults>
     <w:rPrDefault>
       <w:rPr>

--- a/Диплом глава 3.docx
+++ b/Диплом глава 3.docx
@@ -1,6 +1,6 @@
 
 <file path=word/document.xml><?xml version="1.0" encoding="utf-8"?>
-<w:document xmlns:wpc="http://schemas.microsoft.com/office/word/2010/wordprocessingCanvas" xmlns:cx="http://schemas.microsoft.com/office/drawing/2014/chartex" xmlns:cx1="http://schemas.microsoft.com/office/drawing/2015/9/8/chartex" xmlns:cx2="http://schemas.microsoft.com/office/drawing/2015/10/21/chartex" xmlns:cx3="http://schemas.microsoft.com/office/drawing/2016/5/9/chartex" xmlns:cx4="http://schemas.microsoft.com/office/drawing/2016/5/10/chartex" xmlns:cx5="http://schemas.microsoft.com/office/drawing/2016/5/11/chartex" xmlns:cx6="http://schemas.microsoft.com/office/drawing/2016/5/12/chartex" xmlns:cx7="http://schemas.microsoft.com/office/drawing/2016/5/13/chartex" xmlns:cx8="http://schemas.microsoft.com/office/drawing/2016/5/14/chartex" xmlns:mc="http://schemas.openxmlformats.org/markup-compatibility/2006" xmlns:aink="http://schemas.microsoft.com/office/drawing/2016/ink" xmlns:am3d="http://schemas.microsoft.com/office/drawing/2017/model3d" xmlns:o="urn:schemas-microsoft-com:office:office" xmlns:oel="http://schemas.microsoft.com/office/2019/extlst" xmlns:r="http://schemas.openxmlformats.org/officeDocument/2006/relationships" xmlns:m="http://schemas.openxmlformats.org/officeDocument/2006/math" xmlns:v="urn:schemas-microsoft-com:vml" xmlns:wp14="http://schemas.microsoft.com/office/word/2010/wordprocessingDrawing" xmlns:wp="http://schemas.openxmlformats.org/drawingml/2006/wordprocessingDrawing" xmlns:w10="urn:schemas-microsoft-com:office:word" xmlns:w="http://schemas.openxmlformats.org/wordprocessingml/2006/main" xmlns:w14="http://schemas.microsoft.com/office/word/2010/wordml" xmlns:w15="http://schemas.microsoft.com/office/word/2012/wordml" xmlns:w16cex="http://schemas.microsoft.com/office/word/2018/wordml/cex" xmlns:w16cid="http://schemas.microsoft.com/office/word/2016/wordml/cid" xmlns:w16="http://schemas.microsoft.com/office/word/2018/wordml" xmlns:w16du="http://schemas.microsoft.com/office/word/2023/wordml/word16du" xmlns:w16sdtdh="http://schemas.microsoft.com/office/word/2020/wordml/sdtdatahash" xmlns:w16sdtfl="http://schemas.microsoft.com/office/word/2024/wordml/sdtformatlock" xmlns:w16se="http://schemas.microsoft.com/office/word/2015/wordml/symex" xmlns:wpg="http://schemas.microsoft.com/office/word/2010/wordprocessingGroup" xmlns:wpi="http://schemas.microsoft.com/office/word/2010/wordprocessingInk" xmlns:wne="http://schemas.microsoft.com/office/word/2006/wordml" xmlns:wps="http://schemas.microsoft.com/office/word/2010/wordprocessingShape" mc:Ignorable="w14 w15 w16se w16cid w16 w16cex w16sdtdh w16sdtfl w16du wp14">
+<w:document xmlns:wpc="http://schemas.microsoft.com/office/word/2010/wordprocessingCanvas" xmlns:cx="http://schemas.microsoft.com/office/drawing/2014/chartex" xmlns:cx1="http://schemas.microsoft.com/office/drawing/2015/9/8/chartex" xmlns:cx2="http://schemas.microsoft.com/office/drawing/2015/10/21/chartex" xmlns:cx3="http://schemas.microsoft.com/office/drawing/2016/5/9/chartex" xmlns:cx4="http://schemas.microsoft.com/office/drawing/2016/5/10/chartex" xmlns:cx5="http://schemas.microsoft.com/office/drawing/2016/5/11/chartex" xmlns:cx6="http://schemas.microsoft.com/office/drawing/2016/5/12/chartex" xmlns:cx7="http://schemas.microsoft.com/office/drawing/2016/5/13/chartex" xmlns:cx8="http://schemas.microsoft.com/office/drawing/2016/5/14/chartex" xmlns:mc="http://schemas.openxmlformats.org/markup-compatibility/2006" xmlns:aink="http://schemas.microsoft.com/office/drawing/2016/ink" xmlns:am3d="http://schemas.microsoft.com/office/drawing/2017/model3d" xmlns:o="urn:schemas-microsoft-com:office:office" xmlns:r="http://schemas.openxmlformats.org/officeDocument/2006/relationships" xmlns:m="http://schemas.openxmlformats.org/officeDocument/2006/math" xmlns:v="urn:schemas-microsoft-com:vml" xmlns:wp14="http://schemas.microsoft.com/office/word/2010/wordprocessingDrawing" xmlns:wp="http://schemas.openxmlformats.org/drawingml/2006/wordprocessingDrawing" xmlns:w10="urn:schemas-microsoft-com:office:word" xmlns:w="http://schemas.openxmlformats.org/wordprocessingml/2006/main" xmlns:w14="http://schemas.microsoft.com/office/word/2010/wordml" xmlns:w15="http://schemas.microsoft.com/office/word/2012/wordml" xmlns:w16cex="http://schemas.microsoft.com/office/word/2018/wordml/cex" xmlns:w16cid="http://schemas.microsoft.com/office/word/2016/wordml/cid" xmlns:w16="http://schemas.microsoft.com/office/word/2018/wordml" xmlns:w16sdtdh="http://schemas.microsoft.com/office/word/2020/wordml/sdtdatahash" xmlns:w16se="http://schemas.microsoft.com/office/word/2015/wordml/symex" xmlns:wpg="http://schemas.microsoft.com/office/word/2010/wordprocessingGroup" xmlns:wpi="http://schemas.microsoft.com/office/word/2010/wordprocessingInk" xmlns:wne="http://schemas.microsoft.com/office/word/2006/wordml" xmlns:wps="http://schemas.microsoft.com/office/word/2010/wordprocessingShape" mc:Ignorable="w14 w15 w16se w16cid w16 w16cex w16sdtdh wp14">
   <w:body>
     <w:p>
       <w:pPr>
@@ -845,7 +845,29 @@
                 <w:vertAlign w:val="superscript"/>
                 <w:lang w:eastAsia="ru-RU"/>
               </w:rPr>
-              <w:t xml:space="preserve">  (подпись)                                               (ФИО)</w:t>
+              <w:t xml:space="preserve">  (</w:t>
+            </w:r>
+            <w:proofErr w:type="gramStart"/>
+            <w:r>
+              <w:rPr>
+                <w:rFonts w:ascii="Times New Roman" w:eastAsia="Times New Roman" w:hAnsi="Times New Roman"/>
+                <w:sz w:val="20"/>
+                <w:szCs w:val="20"/>
+                <w:vertAlign w:val="superscript"/>
+                <w:lang w:eastAsia="ru-RU"/>
+              </w:rPr>
+              <w:t xml:space="preserve">подпись)   </w:t>
+            </w:r>
+            <w:proofErr w:type="gramEnd"/>
+            <w:r>
+              <w:rPr>
+                <w:rFonts w:ascii="Times New Roman" w:eastAsia="Times New Roman" w:hAnsi="Times New Roman"/>
+                <w:sz w:val="20"/>
+                <w:szCs w:val="20"/>
+                <w:vertAlign w:val="superscript"/>
+                <w:lang w:eastAsia="ru-RU"/>
+              </w:rPr>
+              <w:t xml:space="preserve">                                            (ФИО)</w:t>
             </w:r>
           </w:p>
           <w:p>
@@ -873,7 +895,29 @@
                 <w:szCs w:val="24"/>
                 <w:lang w:eastAsia="ru-RU"/>
               </w:rPr>
-              <w:t>«____»___________________202</w:t>
+              <w:t>«___</w:t>
+            </w:r>
+            <w:proofErr w:type="gramStart"/>
+            <w:r>
+              <w:rPr>
+                <w:rFonts w:ascii="Times New Roman" w:eastAsia="Times New Roman" w:hAnsi="Times New Roman"/>
+                <w:bCs/>
+                <w:sz w:val="24"/>
+                <w:szCs w:val="24"/>
+                <w:lang w:eastAsia="ru-RU"/>
+              </w:rPr>
+              <w:t>_»_</w:t>
+            </w:r>
+            <w:proofErr w:type="gramEnd"/>
+            <w:r>
+              <w:rPr>
+                <w:rFonts w:ascii="Times New Roman" w:eastAsia="Times New Roman" w:hAnsi="Times New Roman"/>
+                <w:bCs/>
+                <w:sz w:val="24"/>
+                <w:szCs w:val="24"/>
+                <w:lang w:eastAsia="ru-RU"/>
+              </w:rPr>
+              <w:t>__________________202</w:t>
             </w:r>
             <w:r>
               <w:rPr>
@@ -1147,8 +1191,20 @@
                 <w:u w:val="single"/>
                 <w:lang w:eastAsia="ru-RU"/>
               </w:rPr>
-              <w:t>реподаватель ДПИиИИ</w:t>
-            </w:r>
+              <w:t xml:space="preserve">реподаватель </w:t>
+            </w:r>
+            <w:proofErr w:type="spellStart"/>
+            <w:r>
+              <w:rPr>
+                <w:rFonts w:ascii="Times New Roman" w:eastAsia="Times New Roman" w:hAnsi="Times New Roman"/>
+                <w:sz w:val="24"/>
+                <w:szCs w:val="24"/>
+                <w:u w:val="single"/>
+                <w:lang w:eastAsia="ru-RU"/>
+              </w:rPr>
+              <w:t>ДПИиИИ</w:t>
+            </w:r>
+            <w:proofErr w:type="spellEnd"/>
           </w:p>
           <w:p>
             <w:pPr>
@@ -1296,7 +1352,29 @@
                 <w:vertAlign w:val="superscript"/>
                 <w:lang w:eastAsia="ru-RU"/>
               </w:rPr>
-              <w:t xml:space="preserve"> (подпись)                                             </w:t>
+              <w:t xml:space="preserve"> (</w:t>
+            </w:r>
+            <w:proofErr w:type="gramStart"/>
+            <w:r>
+              <w:rPr>
+                <w:rFonts w:ascii="Times New Roman" w:eastAsia="Times New Roman" w:hAnsi="Times New Roman"/>
+                <w:sz w:val="20"/>
+                <w:szCs w:val="20"/>
+                <w:vertAlign w:val="superscript"/>
+                <w:lang w:eastAsia="ru-RU"/>
+              </w:rPr>
+              <w:t xml:space="preserve">подпись)   </w:t>
+            </w:r>
+            <w:proofErr w:type="gramEnd"/>
+            <w:r>
+              <w:rPr>
+                <w:rFonts w:ascii="Times New Roman" w:eastAsia="Times New Roman" w:hAnsi="Times New Roman"/>
+                <w:sz w:val="20"/>
+                <w:szCs w:val="20"/>
+                <w:vertAlign w:val="superscript"/>
+                <w:lang w:eastAsia="ru-RU"/>
+              </w:rPr>
+              <w:t xml:space="preserve">                                          </w:t>
             </w:r>
             <w:r>
               <w:rPr>
@@ -1395,7 +1473,27 @@
                 <w:szCs w:val="24"/>
                 <w:lang w:eastAsia="ru-RU"/>
               </w:rPr>
-              <w:t>«______»_________________202</w:t>
+              <w:t>«_____</w:t>
+            </w:r>
+            <w:proofErr w:type="gramStart"/>
+            <w:r>
+              <w:rPr>
+                <w:rFonts w:ascii="Times New Roman" w:eastAsia="Times New Roman" w:hAnsi="Times New Roman"/>
+                <w:sz w:val="24"/>
+                <w:szCs w:val="24"/>
+                <w:lang w:eastAsia="ru-RU"/>
+              </w:rPr>
+              <w:t>_»_</w:t>
+            </w:r>
+            <w:proofErr w:type="gramEnd"/>
+            <w:r>
+              <w:rPr>
+                <w:rFonts w:ascii="Times New Roman" w:eastAsia="Times New Roman" w:hAnsi="Times New Roman"/>
+                <w:sz w:val="24"/>
+                <w:szCs w:val="24"/>
+                <w:lang w:eastAsia="ru-RU"/>
+              </w:rPr>
+              <w:t>________________202</w:t>
             </w:r>
             <w:r>
               <w:rPr>
@@ -2397,7 +2495,21 @@
         <w:rPr>
           <w:rFonts w:ascii="Times New Roman" w:hAnsi="Times New Roman"/>
         </w:rPr>
-        <w:t>Уже несколько столетий судоходство является самым эффективным способом перевозки грузов. С появлением стандартных контейнеров в середине прошлого века их значимость только увеличилась. Однако, вместе с ростом объёма грузопотоков растёт и потенциальная угроза возникновения нештатных ситуаций. Согласно исследованиям, больше всего аварий происходит в портах и прибережьях, а также в ограниченных водах и тесных водоёмах [1]. В последние годы наблюдается постоянный рост интенсивности трафика судов в акваториях морских портов и на подходах к ним. Так, в акваториях близ крупных портов Азии может одновременно находится до 3,5 тыс. судов, движение которых имеет характер разнонаправленных интенсивных судопотоков [4].</w:t>
+        <w:t xml:space="preserve">Уже несколько столетий судоходство является самым эффективным способом перевозки грузов. С появлением стандартных контейнеров в середине прошлого века их значимость только увеличилась. Однако, вместе с ростом объёма грузопотоков растёт и потенциальная угроза возникновения нештатных ситуаций. Согласно исследованиям, больше всего аварий происходит в портах и прибережьях, а также в ограниченных водах и тесных водоёмах [1]. В последние годы наблюдается постоянный рост интенсивности трафика судов в акваториях морских портов и на подходах к ним. Так, в акваториях близ крупных портов Азии может одновременно находится до 3,5 тыс. судов, движение которых имеет характер разнонаправленных интенсивных </w:t>
+      </w:r>
+      <w:proofErr w:type="spellStart"/>
+      <w:r>
+        <w:rPr>
+          <w:rFonts w:ascii="Times New Roman" w:hAnsi="Times New Roman"/>
+        </w:rPr>
+        <w:t>судопотоков</w:t>
+      </w:r>
+      <w:proofErr w:type="spellEnd"/>
+      <w:r>
+        <w:rPr>
+          <w:rFonts w:ascii="Times New Roman" w:hAnsi="Times New Roman"/>
+        </w:rPr>
+        <w:t xml:space="preserve"> [4].</w:t>
       </w:r>
     </w:p>
     <w:p>
@@ -2900,8 +3012,13 @@
         <w:pStyle w:val="ad"/>
       </w:pPr>
       <w:r>
-        <w:t>Здесь спецификация будет крч</w:t>
-      </w:r>
+        <w:t xml:space="preserve">Здесь спецификация будет </w:t>
+      </w:r>
+      <w:proofErr w:type="spellStart"/>
+      <w:r>
+        <w:t>крч</w:t>
+      </w:r>
+      <w:proofErr w:type="spellEnd"/>
     </w:p>
     <w:p>
       <w:pPr>
@@ -2915,8 +3032,13 @@
       <w:pPr>
         <w:pStyle w:val="ad"/>
       </w:pPr>
-      <w:r>
-        <w:t>Архитектурый проект</w:t>
+      <w:proofErr w:type="spellStart"/>
+      <w:r>
+        <w:t>Архитектурый</w:t>
+      </w:r>
+      <w:proofErr w:type="spellEnd"/>
+      <w:r>
+        <w:t xml:space="preserve"> проект</w:t>
       </w:r>
     </w:p>
     <w:p>
@@ -3045,10 +3167,30 @@
       </w:r>
       <w:r>
         <w:rPr>
+          <w:lang w:eastAsia="ja-JP"/>
+        </w:rPr>
+        <w:t>з</w:t>
+      </w:r>
+      <w:r>
+        <w:rPr>
           <w:highlight w:val="yellow"/>
           <w:lang w:eastAsia="ja-JP"/>
         </w:rPr>
-        <w:t>Как тип ограчниений обозначить для координат?</w:t>
+        <w:t>аменить на шир</w:t>
+      </w:r>
+      <w:r>
+        <w:rPr>
+          <w:highlight w:val="yellow"/>
+          <w:lang w:eastAsia="ja-JP"/>
+        </w:rPr>
+        <w:t>оту</w:t>
+      </w:r>
+      <w:r>
+        <w:rPr>
+          <w:highlight w:val="yellow"/>
+          <w:lang w:eastAsia="ja-JP"/>
+        </w:rPr>
+        <w:t xml:space="preserve"> и долготу</w:t>
       </w:r>
     </w:p>
     <w:p>
@@ -3180,6 +3322,19 @@
         </w:rPr>
         <w:commentReference w:id="4"/>
       </w:r>
+      <w:r>
+        <w:rPr>
+          <w:lang w:eastAsia="ja-JP"/>
+        </w:rPr>
+        <w:t xml:space="preserve"> </w:t>
+      </w:r>
+      <w:r>
+        <w:rPr>
+          <w:highlight w:val="yellow"/>
+          <w:lang w:eastAsia="ja-JP"/>
+        </w:rPr>
+        <w:t>промежуток</w:t>
+      </w:r>
     </w:p>
     <w:p>
       <w:pPr>
@@ -3257,31 +3412,7 @@
         <w:rPr>
           <w:lang w:eastAsia="ja-JP"/>
         </w:rPr>
-        <w:t xml:space="preserve">На основе данных о судах система должна вычислять метрику безопасности «Интенсивность плюс </w:t>
-      </w:r>
-      <w:r>
-        <w:rPr>
-          <w:lang w:eastAsia="ja-JP"/>
-        </w:rPr>
-        <w:t>размеры судна</w:t>
-      </w:r>
-      <w:r>
-        <w:rPr>
-          <w:lang w:eastAsia="ja-JP"/>
-        </w:rPr>
-        <w:t xml:space="preserve">» - числовой показатель кол-ва судов, оказавшихся внутри того или иного участка в тот или иной момент времени, но каждому судну даётся «вес» с учётом его </w:t>
-      </w:r>
-      <w:r>
-        <w:rPr>
-          <w:lang w:eastAsia="ja-JP"/>
-        </w:rPr>
-        <w:t>длины</w:t>
-      </w:r>
-      <w:r>
-        <w:rPr>
-          <w:lang w:eastAsia="ja-JP"/>
-        </w:rPr>
-        <w:t>.</w:t>
+        <w:t>На основе данных о судах система должна вычислять метрику безопасности «Интенсивность плюс размеры судна» - числовой показатель кол-ва судов, оказавшихся внутри того или иного участка в тот или иной момент времени, но каждому судну даётся «вес» с учётом его длины.</w:t>
       </w:r>
     </w:p>
     <w:p>
@@ -3291,7 +3422,7 @@
           <w:ilvl w:val="0"/>
           <w:numId w:val="45"/>
         </w:numPr>
-        <w:ind w:left="0" w:firstLine="709"/>
+        <w:ind w:left="0" w:firstLine="0"/>
       </w:pPr>
       <w:r>
         <w:rPr>
@@ -3303,32 +3434,14 @@
         <w:rPr>
           <w:lang w:eastAsia="ja-JP"/>
         </w:rPr>
-        <w:t xml:space="preserve"> система должна вычислять метрику безопасности «</w:t>
+        <w:t xml:space="preserve"> система должна вычислять метрику безопасности «Насыщенность трафика» - </w:t>
       </w:r>
       <w:r>
         <w:rPr>
           <w:lang w:eastAsia="ja-JP"/>
         </w:rPr>
-        <w:t>Насыщенность трафика</w:t>
-      </w:r>
-      <w:r>
-        <w:rPr>
-          <w:lang w:eastAsia="ja-JP"/>
-        </w:rPr>
-        <w:t xml:space="preserve">» - </w:t>
-      </w:r>
-      <w:r>
-        <w:rPr>
-          <w:lang w:eastAsia="ja-JP"/>
-        </w:rPr>
-        <w:t xml:space="preserve">булевый показатель, </w:t>
-      </w:r>
-    </w:p>
-    <w:p>
-      <w:pPr>
-        <w:pStyle w:val="ad"/>
-        <w:ind w:firstLine="0"/>
-      </w:pPr>
+        <w:t>опасно или не опасно.</w:t>
+      </w:r>
     </w:p>
     <w:p>
       <w:pPr>
@@ -3445,7 +3558,23 @@
           <w:rFonts w:ascii="Times New Roman" w:hAnsi="Times New Roman"/>
           <w:bCs/>
         </w:rPr>
-        <w:t xml:space="preserve">В.М. Гриняк. Как управляют движением на море [Электронный ресурс]. Режим доступа: </w:t>
+        <w:t xml:space="preserve">В.М. </w:t>
+      </w:r>
+      <w:proofErr w:type="spellStart"/>
+      <w:r>
+        <w:rPr>
+          <w:rFonts w:ascii="Times New Roman" w:hAnsi="Times New Roman"/>
+          <w:bCs/>
+        </w:rPr>
+        <w:t>Гриняк</w:t>
+      </w:r>
+      <w:proofErr w:type="spellEnd"/>
+      <w:r>
+        <w:rPr>
+          <w:rFonts w:ascii="Times New Roman" w:hAnsi="Times New Roman"/>
+          <w:bCs/>
+        </w:rPr>
+        <w:t xml:space="preserve">. Как управляют движением на море [Электронный ресурс]. Режим доступа: </w:t>
       </w:r>
       <w:hyperlink r:id="rId13" w:history="1">
         <w:r>
@@ -3644,12 +3773,53 @@
           <w:bCs/>
         </w:rPr>
       </w:pPr>
+      <w:proofErr w:type="spellStart"/>
       <w:r>
         <w:rPr>
           <w:rFonts w:ascii="Times New Roman" w:hAnsi="Times New Roman"/>
           <w:bCs/>
         </w:rPr>
-        <w:t>Гриняк В. М. Поддержка принятия решений при обеспечении безопасности движения судов на основе кластеризации траекторий / В. М. Гриняк, А. С. Девятисильный, Ю. С. Иваненко // Вестник Государственного университета морского и речного флота имени адмирала С. О. Макарова. — 2020. —Т. 12. — № 3. — С. 436–449. DOI: 10.21821/2309-5180-2020-12-3-436-449.</w:t>
+        <w:t>Гриняк</w:t>
+      </w:r>
+      <w:proofErr w:type="spellEnd"/>
+      <w:r>
+        <w:rPr>
+          <w:rFonts w:ascii="Times New Roman" w:hAnsi="Times New Roman"/>
+          <w:bCs/>
+        </w:rPr>
+        <w:t xml:space="preserve"> В. М. Поддержка принятия решений при обеспечении безопасности движения судов на основе кластеризации траекторий / В. М. </w:t>
+      </w:r>
+      <w:proofErr w:type="spellStart"/>
+      <w:r>
+        <w:rPr>
+          <w:rFonts w:ascii="Times New Roman" w:hAnsi="Times New Roman"/>
+          <w:bCs/>
+        </w:rPr>
+        <w:t>Гриняк</w:t>
+      </w:r>
+      <w:proofErr w:type="spellEnd"/>
+      <w:r>
+        <w:rPr>
+          <w:rFonts w:ascii="Times New Roman" w:hAnsi="Times New Roman"/>
+          <w:bCs/>
+        </w:rPr>
+        <w:t xml:space="preserve">, А. С. </w:t>
+      </w:r>
+      <w:proofErr w:type="spellStart"/>
+      <w:r>
+        <w:rPr>
+          <w:rFonts w:ascii="Times New Roman" w:hAnsi="Times New Roman"/>
+          <w:bCs/>
+        </w:rPr>
+        <w:t>Девятисильный</w:t>
+      </w:r>
+      <w:proofErr w:type="spellEnd"/>
+      <w:r>
+        <w:rPr>
+          <w:rFonts w:ascii="Times New Roman" w:hAnsi="Times New Roman"/>
+          <w:bCs/>
+        </w:rPr>
+        <w:t>, Ю. С. Иваненко // Вестник Государственного университета морского и речного флота имени адмирала С. О. Макарова. — 2020. —Т. 12. — № 3. — С. 436–449. DOI: 10.21821/2309-5180-2020-12-3-436-449.</w:t>
       </w:r>
       <w:r>
         <w:rPr>
@@ -3725,13 +3895,38 @@
           <w:bCs/>
         </w:rPr>
       </w:pPr>
+      <w:proofErr w:type="spellStart"/>
       <w:r>
         <w:rPr>
           <w:rFonts w:ascii="Times New Roman" w:hAnsi="Times New Roman"/>
           <w:bCs/>
         </w:rPr>
         <w:lastRenderedPageBreak/>
-        <w:t xml:space="preserve">Гриняк В.М., Иваненко Ю.С., Шуленина А.В. </w:t>
+        <w:t>Гриняк</w:t>
+      </w:r>
+      <w:proofErr w:type="spellEnd"/>
+      <w:r>
+        <w:rPr>
+          <w:rFonts w:ascii="Times New Roman" w:hAnsi="Times New Roman"/>
+          <w:bCs/>
+        </w:rPr>
+        <w:t xml:space="preserve"> В.М., Иваненко Ю.С., </w:t>
+      </w:r>
+      <w:proofErr w:type="spellStart"/>
+      <w:r>
+        <w:rPr>
+          <w:rFonts w:ascii="Times New Roman" w:hAnsi="Times New Roman"/>
+          <w:bCs/>
+        </w:rPr>
+        <w:t>Шуленина</w:t>
+      </w:r>
+      <w:proofErr w:type="spellEnd"/>
+      <w:r>
+        <w:rPr>
+          <w:rFonts w:ascii="Times New Roman" w:hAnsi="Times New Roman"/>
+          <w:bCs/>
+        </w:rPr>
+        <w:t xml:space="preserve"> А.В. </w:t>
       </w:r>
       <w:r>
         <w:rPr>
@@ -3803,7 +3998,21 @@
         <w:rPr>
           <w:rFonts w:ascii="Times New Roman" w:hAnsi="Times New Roman"/>
         </w:rPr>
-        <w:t>Гринев В.М., Девятисильный А.С., Иваненко Ю.С. Поддержка принятия решений при обеспечении безопасности движения судов на основе кластеризации траекторий</w:t>
+        <w:t xml:space="preserve">Гринев В.М., </w:t>
+      </w:r>
+      <w:proofErr w:type="spellStart"/>
+      <w:r>
+        <w:rPr>
+          <w:rFonts w:ascii="Times New Roman" w:hAnsi="Times New Roman"/>
+        </w:rPr>
+        <w:t>Девятисильный</w:t>
+      </w:r>
+      <w:proofErr w:type="spellEnd"/>
+      <w:r>
+        <w:rPr>
+          <w:rFonts w:ascii="Times New Roman" w:hAnsi="Times New Roman"/>
+        </w:rPr>
+        <w:t xml:space="preserve"> А.С., Иваненко Ю.С. Поддержка принятия решений при обеспечении безопасности движения судов на основе кластеризации траекторий</w:t>
       </w:r>
       <w:r>
         <w:rPr>
@@ -3894,6 +4103,7 @@
           <w:bCs/>
         </w:rPr>
       </w:pPr>
+      <w:proofErr w:type="spellStart"/>
       <w:r>
         <w:rPr>
           <w:rFonts w:ascii="Times New Roman" w:hAnsi="Times New Roman"/>
@@ -3902,6 +4112,7 @@
         </w:rPr>
         <w:t>Nauticast</w:t>
       </w:r>
+      <w:proofErr w:type="spellEnd"/>
       <w:r>
         <w:rPr>
           <w:rFonts w:ascii="Times New Roman" w:hAnsi="Times New Roman"/>
@@ -4067,6 +4278,7 @@
           </w:rPr>
           <w:t>.</w:t>
         </w:r>
+        <w:proofErr w:type="spellStart"/>
         <w:r>
           <w:rPr>
             <w:rStyle w:val="af5"/>
@@ -4076,6 +4288,7 @@
           </w:rPr>
           <w:t>nauticast</w:t>
         </w:r>
+        <w:proofErr w:type="spellEnd"/>
         <w:r>
           <w:rPr>
             <w:rStyle w:val="af5"/>
@@ -4101,6 +4314,7 @@
           </w:rPr>
           <w:t>/</w:t>
         </w:r>
+        <w:proofErr w:type="spellStart"/>
         <w:r>
           <w:rPr>
             <w:rStyle w:val="af5"/>
@@ -4110,6 +4324,7 @@
           </w:rPr>
           <w:t>bv</w:t>
         </w:r>
+        <w:proofErr w:type="spellEnd"/>
         <w:r>
           <w:rPr>
             <w:rStyle w:val="af5"/>
@@ -4118,6 +4333,7 @@
           </w:rPr>
           <w:t>/</w:t>
         </w:r>
+        <w:proofErr w:type="spellStart"/>
         <w:r>
           <w:rPr>
             <w:rStyle w:val="af5"/>
@@ -4127,6 +4343,7 @@
           </w:rPr>
           <w:t>cms</w:t>
         </w:r>
+        <w:proofErr w:type="spellEnd"/>
         <w:r>
           <w:rPr>
             <w:rStyle w:val="af5"/>
@@ -4199,12 +4416,21 @@
         </w:rPr>
         <w:t xml:space="preserve"> </w:t>
       </w:r>
+      <w:proofErr w:type="spellStart"/>
       <w:r>
         <w:rPr>
           <w:rFonts w:ascii="Times New Roman" w:hAnsi="Times New Roman"/>
           <w:bCs/>
         </w:rPr>
-        <w:t>Гриняк В.М., Иваненко Ю.С. Использование данных АИС для оценки опасности коллективного движения на морской акватории</w:t>
+        <w:t>Гриняк</w:t>
+      </w:r>
+      <w:proofErr w:type="spellEnd"/>
+      <w:r>
+        <w:rPr>
+          <w:rFonts w:ascii="Times New Roman" w:hAnsi="Times New Roman"/>
+          <w:bCs/>
+        </w:rPr>
+        <w:t xml:space="preserve"> В.М., Иваненко Ю.С. Использование данных АИС для оценки опасности коллективного движения на морской акватории</w:t>
       </w:r>
       <w:r>
         <w:rPr>
@@ -4383,7 +4609,7 @@
 </file>
 
 <file path=word/comments.xml><?xml version="1.0" encoding="utf-8"?>
-<w:comments xmlns:wpc="http://schemas.microsoft.com/office/word/2010/wordprocessingCanvas" xmlns:cx="http://schemas.microsoft.com/office/drawing/2014/chartex" xmlns:cx1="http://schemas.microsoft.com/office/drawing/2015/9/8/chartex" xmlns:cx2="http://schemas.microsoft.com/office/drawing/2015/10/21/chartex" xmlns:cx3="http://schemas.microsoft.com/office/drawing/2016/5/9/chartex" xmlns:cx4="http://schemas.microsoft.com/office/drawing/2016/5/10/chartex" xmlns:cx5="http://schemas.microsoft.com/office/drawing/2016/5/11/chartex" xmlns:cx6="http://schemas.microsoft.com/office/drawing/2016/5/12/chartex" xmlns:cx7="http://schemas.microsoft.com/office/drawing/2016/5/13/chartex" xmlns:cx8="http://schemas.microsoft.com/office/drawing/2016/5/14/chartex" xmlns:mc="http://schemas.openxmlformats.org/markup-compatibility/2006" xmlns:aink="http://schemas.microsoft.com/office/drawing/2016/ink" xmlns:am3d="http://schemas.microsoft.com/office/drawing/2017/model3d" xmlns:o="urn:schemas-microsoft-com:office:office" xmlns:oel="http://schemas.microsoft.com/office/2019/extlst" xmlns:r="http://schemas.openxmlformats.org/officeDocument/2006/relationships" xmlns:m="http://schemas.openxmlformats.org/officeDocument/2006/math" xmlns:v="urn:schemas-microsoft-com:vml" xmlns:wp14="http://schemas.microsoft.com/office/word/2010/wordprocessingDrawing" xmlns:wp="http://schemas.openxmlformats.org/drawingml/2006/wordprocessingDrawing" xmlns:w10="urn:schemas-microsoft-com:office:word" xmlns:w="http://schemas.openxmlformats.org/wordprocessingml/2006/main" xmlns:w14="http://schemas.microsoft.com/office/word/2010/wordml" xmlns:w15="http://schemas.microsoft.com/office/word/2012/wordml" xmlns:w16cex="http://schemas.microsoft.com/office/word/2018/wordml/cex" xmlns:w16cid="http://schemas.microsoft.com/office/word/2016/wordml/cid" xmlns:w16="http://schemas.microsoft.com/office/word/2018/wordml" xmlns:w16du="http://schemas.microsoft.com/office/word/2023/wordml/word16du" xmlns:w16sdtdh="http://schemas.microsoft.com/office/word/2020/wordml/sdtdatahash" xmlns:w16sdtfl="http://schemas.microsoft.com/office/word/2024/wordml/sdtformatlock" xmlns:w16se="http://schemas.microsoft.com/office/word/2015/wordml/symex" xmlns:wpg="http://schemas.microsoft.com/office/word/2010/wordprocessingGroup" xmlns:wpi="http://schemas.microsoft.com/office/word/2010/wordprocessingInk" xmlns:wne="http://schemas.microsoft.com/office/word/2006/wordml" xmlns:wps="http://schemas.microsoft.com/office/word/2010/wordprocessingShape" mc:Ignorable="w14 w15 w16se w16cid w16 w16cex w16sdtdh w16sdtfl w16du wp14">
+<w:comments xmlns:wpc="http://schemas.microsoft.com/office/word/2010/wordprocessingCanvas" xmlns:cx="http://schemas.microsoft.com/office/drawing/2014/chartex" xmlns:cx1="http://schemas.microsoft.com/office/drawing/2015/9/8/chartex" xmlns:cx2="http://schemas.microsoft.com/office/drawing/2015/10/21/chartex" xmlns:cx3="http://schemas.microsoft.com/office/drawing/2016/5/9/chartex" xmlns:cx4="http://schemas.microsoft.com/office/drawing/2016/5/10/chartex" xmlns:cx5="http://schemas.microsoft.com/office/drawing/2016/5/11/chartex" xmlns:cx6="http://schemas.microsoft.com/office/drawing/2016/5/12/chartex" xmlns:cx7="http://schemas.microsoft.com/office/drawing/2016/5/13/chartex" xmlns:cx8="http://schemas.microsoft.com/office/drawing/2016/5/14/chartex" xmlns:mc="http://schemas.openxmlformats.org/markup-compatibility/2006" xmlns:aink="http://schemas.microsoft.com/office/drawing/2016/ink" xmlns:am3d="http://schemas.microsoft.com/office/drawing/2017/model3d" xmlns:o="urn:schemas-microsoft-com:office:office" xmlns:r="http://schemas.openxmlformats.org/officeDocument/2006/relationships" xmlns:m="http://schemas.openxmlformats.org/officeDocument/2006/math" xmlns:v="urn:schemas-microsoft-com:vml" xmlns:wp14="http://schemas.microsoft.com/office/word/2010/wordprocessingDrawing" xmlns:wp="http://schemas.openxmlformats.org/drawingml/2006/wordprocessingDrawing" xmlns:w10="urn:schemas-microsoft-com:office:word" xmlns:w="http://schemas.openxmlformats.org/wordprocessingml/2006/main" xmlns:w14="http://schemas.microsoft.com/office/word/2010/wordml" xmlns:w15="http://schemas.microsoft.com/office/word/2012/wordml" xmlns:w16cex="http://schemas.microsoft.com/office/word/2018/wordml/cex" xmlns:w16cid="http://schemas.microsoft.com/office/word/2016/wordml/cid" xmlns:w16="http://schemas.microsoft.com/office/word/2018/wordml" xmlns:w16sdtdh="http://schemas.microsoft.com/office/word/2020/wordml/sdtdatahash" xmlns:w16se="http://schemas.microsoft.com/office/word/2015/wordml/symex" xmlns:wpg="http://schemas.microsoft.com/office/word/2010/wordprocessingGroup" xmlns:wpi="http://schemas.microsoft.com/office/word/2010/wordprocessingInk" xmlns:wne="http://schemas.microsoft.com/office/word/2006/wordml" xmlns:wps="http://schemas.microsoft.com/office/word/2010/wordprocessingShape" mc:Ignorable="w14 w15 w16se w16cid w16 w16cex w16sdtdh wp14">
   <w:comment w:id="1" w:author="Иваненко Юрий Сергеевич" w:date="2026-03-12T23:16:00Z" w:initials="ЮИ">
     <w:p>
       <w:pPr>
@@ -4411,8 +4637,13 @@
         </w:rPr>
         <w:annotationRef/>
       </w:r>
-      <w:r>
-        <w:t>Укажитеочнее, как будут представлены траектории движения судна.</w:t>
+      <w:proofErr w:type="spellStart"/>
+      <w:r>
+        <w:t>Укажитеочнее</w:t>
+      </w:r>
+      <w:proofErr w:type="spellEnd"/>
+      <w:r>
+        <w:t>, как будут представлены траектории движения судна.</w:t>
       </w:r>
     </w:p>
   </w:comment>
@@ -4452,7 +4683,7 @@
 </file>
 
 <file path=word/commentsExtended.xml><?xml version="1.0" encoding="utf-8"?>
-<w15:commentsEx xmlns:wpc="http://schemas.microsoft.com/office/word/2010/wordprocessingCanvas" xmlns:cx="http://schemas.microsoft.com/office/drawing/2014/chartex" xmlns:cx1="http://schemas.microsoft.com/office/drawing/2015/9/8/chartex" xmlns:cx2="http://schemas.microsoft.com/office/drawing/2015/10/21/chartex" xmlns:cx3="http://schemas.microsoft.com/office/drawing/2016/5/9/chartex" xmlns:cx4="http://schemas.microsoft.com/office/drawing/2016/5/10/chartex" xmlns:cx5="http://schemas.microsoft.com/office/drawing/2016/5/11/chartex" xmlns:cx6="http://schemas.microsoft.com/office/drawing/2016/5/12/chartex" xmlns:cx7="http://schemas.microsoft.com/office/drawing/2016/5/13/chartex" xmlns:cx8="http://schemas.microsoft.com/office/drawing/2016/5/14/chartex" xmlns:mc="http://schemas.openxmlformats.org/markup-compatibility/2006" xmlns:aink="http://schemas.microsoft.com/office/drawing/2016/ink" xmlns:am3d="http://schemas.microsoft.com/office/drawing/2017/model3d" xmlns:o="urn:schemas-microsoft-com:office:office" xmlns:oel="http://schemas.microsoft.com/office/2019/extlst" xmlns:r="http://schemas.openxmlformats.org/officeDocument/2006/relationships" xmlns:m="http://schemas.openxmlformats.org/officeDocument/2006/math" xmlns:v="urn:schemas-microsoft-com:vml" xmlns:wp14="http://schemas.microsoft.com/office/word/2010/wordprocessingDrawing" xmlns:wp="http://schemas.openxmlformats.org/drawingml/2006/wordprocessingDrawing" xmlns:w10="urn:schemas-microsoft-com:office:word" xmlns:w="http://schemas.openxmlformats.org/wordprocessingml/2006/main" xmlns:w14="http://schemas.microsoft.com/office/word/2010/wordml" xmlns:w15="http://schemas.microsoft.com/office/word/2012/wordml" xmlns:w16cex="http://schemas.microsoft.com/office/word/2018/wordml/cex" xmlns:w16cid="http://schemas.microsoft.com/office/word/2016/wordml/cid" xmlns:w16="http://schemas.microsoft.com/office/word/2018/wordml" xmlns:w16du="http://schemas.microsoft.com/office/word/2023/wordml/word16du" xmlns:w16sdtdh="http://schemas.microsoft.com/office/word/2020/wordml/sdtdatahash" xmlns:w16sdtfl="http://schemas.microsoft.com/office/word/2024/wordml/sdtformatlock" xmlns:w16se="http://schemas.microsoft.com/office/word/2015/wordml/symex" xmlns:wpg="http://schemas.microsoft.com/office/word/2010/wordprocessingGroup" xmlns:wpi="http://schemas.microsoft.com/office/word/2010/wordprocessingInk" xmlns:wne="http://schemas.microsoft.com/office/word/2006/wordml" xmlns:wps="http://schemas.microsoft.com/office/word/2010/wordprocessingShape" mc:Ignorable="w14 w15 w16se w16cid w16 w16cex w16sdtdh w16sdtfl w16du wp14">
+<w15:commentsEx xmlns:wpc="http://schemas.microsoft.com/office/word/2010/wordprocessingCanvas" xmlns:cx="http://schemas.microsoft.com/office/drawing/2014/chartex" xmlns:cx1="http://schemas.microsoft.com/office/drawing/2015/9/8/chartex" xmlns:cx2="http://schemas.microsoft.com/office/drawing/2015/10/21/chartex" xmlns:cx3="http://schemas.microsoft.com/office/drawing/2016/5/9/chartex" xmlns:cx4="http://schemas.microsoft.com/office/drawing/2016/5/10/chartex" xmlns:cx5="http://schemas.microsoft.com/office/drawing/2016/5/11/chartex" xmlns:cx6="http://schemas.microsoft.com/office/drawing/2016/5/12/chartex" xmlns:cx7="http://schemas.microsoft.com/office/drawing/2016/5/13/chartex" xmlns:cx8="http://schemas.microsoft.com/office/drawing/2016/5/14/chartex" xmlns:mc="http://schemas.openxmlformats.org/markup-compatibility/2006" xmlns:aink="http://schemas.microsoft.com/office/drawing/2016/ink" xmlns:am3d="http://schemas.microsoft.com/office/drawing/2017/model3d" xmlns:o="urn:schemas-microsoft-com:office:office" xmlns:r="http://schemas.openxmlformats.org/officeDocument/2006/relationships" xmlns:m="http://schemas.openxmlformats.org/officeDocument/2006/math" xmlns:v="urn:schemas-microsoft-com:vml" xmlns:wp14="http://schemas.microsoft.com/office/word/2010/wordprocessingDrawing" xmlns:wp="http://schemas.openxmlformats.org/drawingml/2006/wordprocessingDrawing" xmlns:w10="urn:schemas-microsoft-com:office:word" xmlns:w="http://schemas.openxmlformats.org/wordprocessingml/2006/main" xmlns:w14="http://schemas.microsoft.com/office/word/2010/wordml" xmlns:w15="http://schemas.microsoft.com/office/word/2012/wordml" xmlns:w16cex="http://schemas.microsoft.com/office/word/2018/wordml/cex" xmlns:w16cid="http://schemas.microsoft.com/office/word/2016/wordml/cid" xmlns:w16="http://schemas.microsoft.com/office/word/2018/wordml" xmlns:w16sdtdh="http://schemas.microsoft.com/office/word/2020/wordml/sdtdatahash" xmlns:w16se="http://schemas.microsoft.com/office/word/2015/wordml/symex" xmlns:wpg="http://schemas.microsoft.com/office/word/2010/wordprocessingGroup" xmlns:wpi="http://schemas.microsoft.com/office/word/2010/wordprocessingInk" xmlns:wne="http://schemas.microsoft.com/office/word/2006/wordml" xmlns:wps="http://schemas.microsoft.com/office/word/2010/wordprocessingShape" mc:Ignorable="w14 w15 w16se w16cid w16 w16cex w16sdtdh wp14">
   <w15:commentEx w15:paraId="43D7FF99" w15:done="0"/>
   <w15:commentEx w15:paraId="14D7DB9E" w15:done="0"/>
   <w15:commentEx w15:paraId="1DC6B181" w15:done="0"/>
@@ -4461,7 +4692,7 @@
 </file>
 
 <file path=word/commentsExtensible.xml><?xml version="1.0" encoding="utf-8"?>
-<w16cex:commentsExtensible xmlns:wpc="http://schemas.microsoft.com/office/word/2010/wordprocessingCanvas" xmlns:cx="http://schemas.microsoft.com/office/drawing/2014/chartex" xmlns:cx1="http://schemas.microsoft.com/office/drawing/2015/9/8/chartex" xmlns:cx2="http://schemas.microsoft.com/office/drawing/2015/10/21/chartex" xmlns:cx3="http://schemas.microsoft.com/office/drawing/2016/5/9/chartex" xmlns:cx4="http://schemas.microsoft.com/office/drawing/2016/5/10/chartex" xmlns:cx5="http://schemas.microsoft.com/office/drawing/2016/5/11/chartex" xmlns:cx6="http://schemas.microsoft.com/office/drawing/2016/5/12/chartex" xmlns:cx7="http://schemas.microsoft.com/office/drawing/2016/5/13/chartex" xmlns:cx8="http://schemas.microsoft.com/office/drawing/2016/5/14/chartex" xmlns:cr="http://schemas.microsoft.com/office/comments/2020/reactions" xmlns:mc="http://schemas.openxmlformats.org/markup-compatibility/2006" xmlns:aink="http://schemas.microsoft.com/office/drawing/2016/ink" xmlns:am3d="http://schemas.microsoft.com/office/drawing/2017/model3d" xmlns:o="urn:schemas-microsoft-com:office:office" xmlns:oel="http://schemas.microsoft.com/office/2019/extlst" xmlns:r="http://schemas.openxmlformats.org/officeDocument/2006/relationships" xmlns:m="http://schemas.openxmlformats.org/officeDocument/2006/math" xmlns:v="urn:schemas-microsoft-com:vml" xmlns:wp14="http://schemas.microsoft.com/office/word/2010/wordprocessingDrawing" xmlns:wp="http://schemas.openxmlformats.org/drawingml/2006/wordprocessingDrawing" xmlns:w10="urn:schemas-microsoft-com:office:word" xmlns:w="http://schemas.openxmlformats.org/wordprocessingml/2006/main" xmlns:w14="http://schemas.microsoft.com/office/word/2010/wordml" xmlns:w15="http://schemas.microsoft.com/office/word/2012/wordml" xmlns:w16cex="http://schemas.microsoft.com/office/word/2018/wordml/cex" xmlns:w16cid="http://schemas.microsoft.com/office/word/2016/wordml/cid" xmlns:w16="http://schemas.microsoft.com/office/word/2018/wordml" xmlns:w16du="http://schemas.microsoft.com/office/word/2023/wordml/word16du" xmlns:w16sdtdh="http://schemas.microsoft.com/office/word/2020/wordml/sdtdatahash" xmlns:w16sdtfl="http://schemas.microsoft.com/office/word/2024/wordml/sdtformatlock" xmlns:w16se="http://schemas.microsoft.com/office/word/2015/wordml/symex" xmlns:wpg="http://schemas.microsoft.com/office/word/2010/wordprocessingGroup" xmlns:wpi="http://schemas.microsoft.com/office/word/2010/wordprocessingInk" xmlns:wne="http://schemas.microsoft.com/office/word/2006/wordml" xmlns:wps="http://schemas.microsoft.com/office/word/2010/wordprocessingShape" mc:Ignorable="w14 w15 w16se w16cid w16 w16cex w16sdtdh w16sdtfl cr w16du wp14">
+<w16cex:commentsExtensible xmlns:wpc="http://schemas.microsoft.com/office/word/2010/wordprocessingCanvas" xmlns:cx="http://schemas.microsoft.com/office/drawing/2014/chartex" xmlns:cx1="http://schemas.microsoft.com/office/drawing/2015/9/8/chartex" xmlns:cx2="http://schemas.microsoft.com/office/drawing/2015/10/21/chartex" xmlns:cx3="http://schemas.microsoft.com/office/drawing/2016/5/9/chartex" xmlns:cx4="http://schemas.microsoft.com/office/drawing/2016/5/10/chartex" xmlns:cx5="http://schemas.microsoft.com/office/drawing/2016/5/11/chartex" xmlns:cx6="http://schemas.microsoft.com/office/drawing/2016/5/12/chartex" xmlns:cx7="http://schemas.microsoft.com/office/drawing/2016/5/13/chartex" xmlns:cx8="http://schemas.microsoft.com/office/drawing/2016/5/14/chartex" xmlns:mc="http://schemas.openxmlformats.org/markup-compatibility/2006" xmlns:aink="http://schemas.microsoft.com/office/drawing/2016/ink" xmlns:am3d="http://schemas.microsoft.com/office/drawing/2017/model3d" xmlns:o="urn:schemas-microsoft-com:office:office" xmlns:r="http://schemas.openxmlformats.org/officeDocument/2006/relationships" xmlns:m="http://schemas.openxmlformats.org/officeDocument/2006/math" xmlns:v="urn:schemas-microsoft-com:vml" xmlns:wp14="http://schemas.microsoft.com/office/word/2010/wordprocessingDrawing" xmlns:wp="http://schemas.openxmlformats.org/drawingml/2006/wordprocessingDrawing" xmlns:w10="urn:schemas-microsoft-com:office:word" xmlns:w="http://schemas.openxmlformats.org/wordprocessingml/2006/main" xmlns:w14="http://schemas.microsoft.com/office/word/2010/wordml" xmlns:w15="http://schemas.microsoft.com/office/word/2012/wordml" xmlns:w16cex="http://schemas.microsoft.com/office/word/2018/wordml/cex" xmlns:w16cid="http://schemas.microsoft.com/office/word/2016/wordml/cid" xmlns:w16="http://schemas.microsoft.com/office/word/2018/wordml" xmlns:w16sdtdh="http://schemas.microsoft.com/office/word/2020/wordml/sdtdatahash" xmlns:w16se="http://schemas.microsoft.com/office/word/2015/wordml/symex" xmlns:wpg="http://schemas.microsoft.com/office/word/2010/wordprocessingGroup" xmlns:wpi="http://schemas.microsoft.com/office/word/2010/wordprocessingInk" xmlns:wne="http://schemas.microsoft.com/office/word/2006/wordml" xmlns:wps="http://schemas.microsoft.com/office/word/2010/wordprocessingShape" mc:Ignorable="w14 w15 w16se w16cid w16 w16cex w16sdtdh wp14">
   <w16cex:commentExtensible w16cex:durableId="609D3630" w16cex:dateUtc="2026-03-12T13:16:00Z"/>
   <w16cex:commentExtensible w16cex:durableId="2D5DFF63" w16cex:dateUtc="2026-03-12T13:18:00Z"/>
   <w16cex:commentExtensible w16cex:durableId="2D5DFF6D" w16cex:dateUtc="2026-03-12T13:19:00Z"/>
@@ -4470,7 +4701,7 @@
 </file>
 
 <file path=word/commentsIds.xml><?xml version="1.0" encoding="utf-8"?>
-<w16cid:commentsIds xmlns:wpc="http://schemas.microsoft.com/office/word/2010/wordprocessingCanvas" xmlns:cx="http://schemas.microsoft.com/office/drawing/2014/chartex" xmlns:cx1="http://schemas.microsoft.com/office/drawing/2015/9/8/chartex" xmlns:cx2="http://schemas.microsoft.com/office/drawing/2015/10/21/chartex" xmlns:cx3="http://schemas.microsoft.com/office/drawing/2016/5/9/chartex" xmlns:cx4="http://schemas.microsoft.com/office/drawing/2016/5/10/chartex" xmlns:cx5="http://schemas.microsoft.com/office/drawing/2016/5/11/chartex" xmlns:cx6="http://schemas.microsoft.com/office/drawing/2016/5/12/chartex" xmlns:cx7="http://schemas.microsoft.com/office/drawing/2016/5/13/chartex" xmlns:cx8="http://schemas.microsoft.com/office/drawing/2016/5/14/chartex" xmlns:mc="http://schemas.openxmlformats.org/markup-compatibility/2006" xmlns:aink="http://schemas.microsoft.com/office/drawing/2016/ink" xmlns:am3d="http://schemas.microsoft.com/office/drawing/2017/model3d" xmlns:o="urn:schemas-microsoft-com:office:office" xmlns:oel="http://schemas.microsoft.com/office/2019/extlst" xmlns:r="http://schemas.openxmlformats.org/officeDocument/2006/relationships" xmlns:m="http://schemas.openxmlformats.org/officeDocument/2006/math" xmlns:v="urn:schemas-microsoft-com:vml" xmlns:wp14="http://schemas.microsoft.com/office/word/2010/wordprocessingDrawing" xmlns:wp="http://schemas.openxmlformats.org/drawingml/2006/wordprocessingDrawing" xmlns:w10="urn:schemas-microsoft-com:office:word" xmlns:w="http://schemas.openxmlformats.org/wordprocessingml/2006/main" xmlns:w14="http://schemas.microsoft.com/office/word/2010/wordml" xmlns:w15="http://schemas.microsoft.com/office/word/2012/wordml" xmlns:w16cex="http://schemas.microsoft.com/office/word/2018/wordml/cex" xmlns:w16cid="http://schemas.microsoft.com/office/word/2016/wordml/cid" xmlns:w16="http://schemas.microsoft.com/office/word/2018/wordml" xmlns:w16du="http://schemas.microsoft.com/office/word/2023/wordml/word16du" xmlns:w16sdtdh="http://schemas.microsoft.com/office/word/2020/wordml/sdtdatahash" xmlns:w16sdtfl="http://schemas.microsoft.com/office/word/2024/wordml/sdtformatlock" xmlns:w16se="http://schemas.microsoft.com/office/word/2015/wordml/symex" xmlns:wpg="http://schemas.microsoft.com/office/word/2010/wordprocessingGroup" xmlns:wpi="http://schemas.microsoft.com/office/word/2010/wordprocessingInk" xmlns:wne="http://schemas.microsoft.com/office/word/2006/wordml" xmlns:wps="http://schemas.microsoft.com/office/word/2010/wordprocessingShape" mc:Ignorable="w14 w15 w16se w16cid w16 w16cex w16sdtdh w16sdtfl w16du wp14">
+<w16cid:commentsIds xmlns:wpc="http://schemas.microsoft.com/office/word/2010/wordprocessingCanvas" xmlns:cx="http://schemas.microsoft.com/office/drawing/2014/chartex" xmlns:cx1="http://schemas.microsoft.com/office/drawing/2015/9/8/chartex" xmlns:cx2="http://schemas.microsoft.com/office/drawing/2015/10/21/chartex" xmlns:cx3="http://schemas.microsoft.com/office/drawing/2016/5/9/chartex" xmlns:cx4="http://schemas.microsoft.com/office/drawing/2016/5/10/chartex" xmlns:cx5="http://schemas.microsoft.com/office/drawing/2016/5/11/chartex" xmlns:cx6="http://schemas.microsoft.com/office/drawing/2016/5/12/chartex" xmlns:cx7="http://schemas.microsoft.com/office/drawing/2016/5/13/chartex" xmlns:cx8="http://schemas.microsoft.com/office/drawing/2016/5/14/chartex" xmlns:mc="http://schemas.openxmlformats.org/markup-compatibility/2006" xmlns:aink="http://schemas.microsoft.com/office/drawing/2016/ink" xmlns:am3d="http://schemas.microsoft.com/office/drawing/2017/model3d" xmlns:o="urn:schemas-microsoft-com:office:office" xmlns:r="http://schemas.openxmlformats.org/officeDocument/2006/relationships" xmlns:m="http://schemas.openxmlformats.org/officeDocument/2006/math" xmlns:v="urn:schemas-microsoft-com:vml" xmlns:wp14="http://schemas.microsoft.com/office/word/2010/wordprocessingDrawing" xmlns:wp="http://schemas.openxmlformats.org/drawingml/2006/wordprocessingDrawing" xmlns:w10="urn:schemas-microsoft-com:office:word" xmlns:w="http://schemas.openxmlformats.org/wordprocessingml/2006/main" xmlns:w14="http://schemas.microsoft.com/office/word/2010/wordml" xmlns:w15="http://schemas.microsoft.com/office/word/2012/wordml" xmlns:w16cex="http://schemas.microsoft.com/office/word/2018/wordml/cex" xmlns:w16cid="http://schemas.microsoft.com/office/word/2016/wordml/cid" xmlns:w16="http://schemas.microsoft.com/office/word/2018/wordml" xmlns:w16sdtdh="http://schemas.microsoft.com/office/word/2020/wordml/sdtdatahash" xmlns:w16se="http://schemas.microsoft.com/office/word/2015/wordml/symex" xmlns:wpg="http://schemas.microsoft.com/office/word/2010/wordprocessingGroup" xmlns:wpi="http://schemas.microsoft.com/office/word/2010/wordprocessingInk" xmlns:wne="http://schemas.microsoft.com/office/word/2006/wordml" xmlns:wps="http://schemas.microsoft.com/office/word/2010/wordprocessingShape" mc:Ignorable="w14 w15 w16se w16cid w16 w16cex w16sdtdh wp14">
   <w16cid:commentId w16cid:paraId="43D7FF99" w16cid:durableId="609D3630"/>
   <w16cid:commentId w16cid:paraId="14D7DB9E" w16cid:durableId="2D5DFF63"/>
   <w16cid:commentId w16cid:paraId="1DC6B181" w16cid:durableId="2D5DFF6D"/>
@@ -4479,7 +4710,7 @@
 </file>
 
 <file path=word/endnotes.xml><?xml version="1.0" encoding="utf-8"?>
-<w:endnotes xmlns:wpc="http://schemas.microsoft.com/office/word/2010/wordprocessingCanvas" xmlns:cx="http://schemas.microsoft.com/office/drawing/2014/chartex" xmlns:cx1="http://schemas.microsoft.com/office/drawing/2015/9/8/chartex" xmlns:cx2="http://schemas.microsoft.com/office/drawing/2015/10/21/chartex" xmlns:cx3="http://schemas.microsoft.com/office/drawing/2016/5/9/chartex" xmlns:cx4="http://schemas.microsoft.com/office/drawing/2016/5/10/chartex" xmlns:cx5="http://schemas.microsoft.com/office/drawing/2016/5/11/chartex" xmlns:cx6="http://schemas.microsoft.com/office/drawing/2016/5/12/chartex" xmlns:cx7="http://schemas.microsoft.com/office/drawing/2016/5/13/chartex" xmlns:cx8="http://schemas.microsoft.com/office/drawing/2016/5/14/chartex" xmlns:mc="http://schemas.openxmlformats.org/markup-compatibility/2006" xmlns:aink="http://schemas.microsoft.com/office/drawing/2016/ink" xmlns:am3d="http://schemas.microsoft.com/office/drawing/2017/model3d" xmlns:o="urn:schemas-microsoft-com:office:office" xmlns:oel="http://schemas.microsoft.com/office/2019/extlst" xmlns:r="http://schemas.openxmlformats.org/officeDocument/2006/relationships" xmlns:m="http://schemas.openxmlformats.org/officeDocument/2006/math" xmlns:v="urn:schemas-microsoft-com:vml" xmlns:wp14="http://schemas.microsoft.com/office/word/2010/wordprocessingDrawing" xmlns:wp="http://schemas.openxmlformats.org/drawingml/2006/wordprocessingDrawing" xmlns:w10="urn:schemas-microsoft-com:office:word" xmlns:w="http://schemas.openxmlformats.org/wordprocessingml/2006/main" xmlns:w14="http://schemas.microsoft.com/office/word/2010/wordml" xmlns:w15="http://schemas.microsoft.com/office/word/2012/wordml" xmlns:w16cex="http://schemas.microsoft.com/office/word/2018/wordml/cex" xmlns:w16cid="http://schemas.microsoft.com/office/word/2016/wordml/cid" xmlns:w16="http://schemas.microsoft.com/office/word/2018/wordml" xmlns:w16du="http://schemas.microsoft.com/office/word/2023/wordml/word16du" xmlns:w16sdtdh="http://schemas.microsoft.com/office/word/2020/wordml/sdtdatahash" xmlns:w16sdtfl="http://schemas.microsoft.com/office/word/2024/wordml/sdtformatlock" xmlns:w16se="http://schemas.microsoft.com/office/word/2015/wordml/symex" xmlns:wpg="http://schemas.microsoft.com/office/word/2010/wordprocessingGroup" xmlns:wpi="http://schemas.microsoft.com/office/word/2010/wordprocessingInk" xmlns:wne="http://schemas.microsoft.com/office/word/2006/wordml" xmlns:wps="http://schemas.microsoft.com/office/word/2010/wordprocessingShape" mc:Ignorable="w14 w15 w16se w16cid w16 w16cex w16sdtdh w16sdtfl w16du wp14">
+<w:endnotes xmlns:wpc="http://schemas.microsoft.com/office/word/2010/wordprocessingCanvas" xmlns:cx="http://schemas.microsoft.com/office/drawing/2014/chartex" xmlns:cx1="http://schemas.microsoft.com/office/drawing/2015/9/8/chartex" xmlns:cx2="http://schemas.microsoft.com/office/drawing/2015/10/21/chartex" xmlns:cx3="http://schemas.microsoft.com/office/drawing/2016/5/9/chartex" xmlns:cx4="http://schemas.microsoft.com/office/drawing/2016/5/10/chartex" xmlns:cx5="http://schemas.microsoft.com/office/drawing/2016/5/11/chartex" xmlns:cx6="http://schemas.microsoft.com/office/drawing/2016/5/12/chartex" xmlns:cx7="http://schemas.microsoft.com/office/drawing/2016/5/13/chartex" xmlns:cx8="http://schemas.microsoft.com/office/drawing/2016/5/14/chartex" xmlns:mc="http://schemas.openxmlformats.org/markup-compatibility/2006" xmlns:aink="http://schemas.microsoft.com/office/drawing/2016/ink" xmlns:am3d="http://schemas.microsoft.com/office/drawing/2017/model3d" xmlns:o="urn:schemas-microsoft-com:office:office" xmlns:r="http://schemas.openxmlformats.org/officeDocument/2006/relationships" xmlns:m="http://schemas.openxmlformats.org/officeDocument/2006/math" xmlns:v="urn:schemas-microsoft-com:vml" xmlns:wp14="http://schemas.microsoft.com/office/word/2010/wordprocessingDrawing" xmlns:wp="http://schemas.openxmlformats.org/drawingml/2006/wordprocessingDrawing" xmlns:w10="urn:schemas-microsoft-com:office:word" xmlns:w="http://schemas.openxmlformats.org/wordprocessingml/2006/main" xmlns:w14="http://schemas.microsoft.com/office/word/2010/wordml" xmlns:w15="http://schemas.microsoft.com/office/word/2012/wordml" xmlns:w16cex="http://schemas.microsoft.com/office/word/2018/wordml/cex" xmlns:w16cid="http://schemas.microsoft.com/office/word/2016/wordml/cid" xmlns:w16="http://schemas.microsoft.com/office/word/2018/wordml" xmlns:w16sdtdh="http://schemas.microsoft.com/office/word/2020/wordml/sdtdatahash" xmlns:w16se="http://schemas.microsoft.com/office/word/2015/wordml/symex" xmlns:wpg="http://schemas.microsoft.com/office/word/2010/wordprocessingGroup" xmlns:wpi="http://schemas.microsoft.com/office/word/2010/wordprocessingInk" xmlns:wne="http://schemas.microsoft.com/office/word/2006/wordml" xmlns:wps="http://schemas.microsoft.com/office/word/2010/wordprocessingShape" mc:Ignorable="w14 w15 w16se w16cid w16 w16cex w16sdtdh wp14">
   <w:endnote w:type="separator" w:id="-1">
     <w:p>
       <w:pPr>
@@ -4504,7 +4735,7 @@
 </file>
 
 <file path=word/footer1.xml><?xml version="1.0" encoding="utf-8"?>
-<w:ftr xmlns:wpc="http://schemas.microsoft.com/office/word/2010/wordprocessingCanvas" xmlns:cx="http://schemas.microsoft.com/office/drawing/2014/chartex" xmlns:cx1="http://schemas.microsoft.com/office/drawing/2015/9/8/chartex" xmlns:cx2="http://schemas.microsoft.com/office/drawing/2015/10/21/chartex" xmlns:cx3="http://schemas.microsoft.com/office/drawing/2016/5/9/chartex" xmlns:cx4="http://schemas.microsoft.com/office/drawing/2016/5/10/chartex" xmlns:cx5="http://schemas.microsoft.com/office/drawing/2016/5/11/chartex" xmlns:cx6="http://schemas.microsoft.com/office/drawing/2016/5/12/chartex" xmlns:cx7="http://schemas.microsoft.com/office/drawing/2016/5/13/chartex" xmlns:cx8="http://schemas.microsoft.com/office/drawing/2016/5/14/chartex" xmlns:mc="http://schemas.openxmlformats.org/markup-compatibility/2006" xmlns:aink="http://schemas.microsoft.com/office/drawing/2016/ink" xmlns:am3d="http://schemas.microsoft.com/office/drawing/2017/model3d" xmlns:o="urn:schemas-microsoft-com:office:office" xmlns:oel="http://schemas.microsoft.com/office/2019/extlst" xmlns:r="http://schemas.openxmlformats.org/officeDocument/2006/relationships" xmlns:m="http://schemas.openxmlformats.org/officeDocument/2006/math" xmlns:v="urn:schemas-microsoft-com:vml" xmlns:wp14="http://schemas.microsoft.com/office/word/2010/wordprocessingDrawing" xmlns:wp="http://schemas.openxmlformats.org/drawingml/2006/wordprocessingDrawing" xmlns:w10="urn:schemas-microsoft-com:office:word" xmlns:w="http://schemas.openxmlformats.org/wordprocessingml/2006/main" xmlns:w14="http://schemas.microsoft.com/office/word/2010/wordml" xmlns:w15="http://schemas.microsoft.com/office/word/2012/wordml" xmlns:w16cex="http://schemas.microsoft.com/office/word/2018/wordml/cex" xmlns:w16cid="http://schemas.microsoft.com/office/word/2016/wordml/cid" xmlns:w16="http://schemas.microsoft.com/office/word/2018/wordml" xmlns:w16du="http://schemas.microsoft.com/office/word/2023/wordml/word16du" xmlns:w16sdtdh="http://schemas.microsoft.com/office/word/2020/wordml/sdtdatahash" xmlns:w16sdtfl="http://schemas.microsoft.com/office/word/2024/wordml/sdtformatlock" xmlns:w16se="http://schemas.microsoft.com/office/word/2015/wordml/symex" xmlns:wpg="http://schemas.microsoft.com/office/word/2010/wordprocessingGroup" xmlns:wpi="http://schemas.microsoft.com/office/word/2010/wordprocessingInk" xmlns:wne="http://schemas.microsoft.com/office/word/2006/wordml" xmlns:wps="http://schemas.microsoft.com/office/word/2010/wordprocessingShape" mc:Ignorable="w14 w15 w16se w16cid w16 w16cex w16sdtdh w16sdtfl w16du wp14">
+<w:ftr xmlns:wpc="http://schemas.microsoft.com/office/word/2010/wordprocessingCanvas" xmlns:cx="http://schemas.microsoft.com/office/drawing/2014/chartex" xmlns:cx1="http://schemas.microsoft.com/office/drawing/2015/9/8/chartex" xmlns:cx2="http://schemas.microsoft.com/office/drawing/2015/10/21/chartex" xmlns:cx3="http://schemas.microsoft.com/office/drawing/2016/5/9/chartex" xmlns:cx4="http://schemas.microsoft.com/office/drawing/2016/5/10/chartex" xmlns:cx5="http://schemas.microsoft.com/office/drawing/2016/5/11/chartex" xmlns:cx6="http://schemas.microsoft.com/office/drawing/2016/5/12/chartex" xmlns:cx7="http://schemas.microsoft.com/office/drawing/2016/5/13/chartex" xmlns:cx8="http://schemas.microsoft.com/office/drawing/2016/5/14/chartex" xmlns:mc="http://schemas.openxmlformats.org/markup-compatibility/2006" xmlns:aink="http://schemas.microsoft.com/office/drawing/2016/ink" xmlns:am3d="http://schemas.microsoft.com/office/drawing/2017/model3d" xmlns:o="urn:schemas-microsoft-com:office:office" xmlns:r="http://schemas.openxmlformats.org/officeDocument/2006/relationships" xmlns:m="http://schemas.openxmlformats.org/officeDocument/2006/math" xmlns:v="urn:schemas-microsoft-com:vml" xmlns:wp14="http://schemas.microsoft.com/office/word/2010/wordprocessingDrawing" xmlns:wp="http://schemas.openxmlformats.org/drawingml/2006/wordprocessingDrawing" xmlns:w10="urn:schemas-microsoft-com:office:word" xmlns:w="http://schemas.openxmlformats.org/wordprocessingml/2006/main" xmlns:w14="http://schemas.microsoft.com/office/word/2010/wordml" xmlns:w15="http://schemas.microsoft.com/office/word/2012/wordml" xmlns:w16cex="http://schemas.microsoft.com/office/word/2018/wordml/cex" xmlns:w16cid="http://schemas.microsoft.com/office/word/2016/wordml/cid" xmlns:w16="http://schemas.microsoft.com/office/word/2018/wordml" xmlns:w16sdtdh="http://schemas.microsoft.com/office/word/2020/wordml/sdtdatahash" xmlns:w16se="http://schemas.microsoft.com/office/word/2015/wordml/symex" xmlns:wpg="http://schemas.microsoft.com/office/word/2010/wordprocessingGroup" xmlns:wpi="http://schemas.microsoft.com/office/word/2010/wordprocessingInk" xmlns:wne="http://schemas.microsoft.com/office/word/2006/wordml" xmlns:wps="http://schemas.microsoft.com/office/word/2010/wordprocessingShape" mc:Ignorable="w14 w15 w16se w16cid w16 w16cex w16sdtdh wp14">
   <w:sdt>
     <w:sdtPr>
       <w:rPr>
@@ -4516,6 +4747,7 @@
         <w:docPartUnique/>
       </w:docPartObj>
     </w:sdtPr>
+    <w:sdtEndPr/>
     <w:sdtContent>
       <w:p>
         <w:pPr>
@@ -4568,7 +4800,7 @@
 </file>
 
 <file path=word/footnotes.xml><?xml version="1.0" encoding="utf-8"?>
-<w:footnotes xmlns:wpc="http://schemas.microsoft.com/office/word/2010/wordprocessingCanvas" xmlns:cx="http://schemas.microsoft.com/office/drawing/2014/chartex" xmlns:cx1="http://schemas.microsoft.com/office/drawing/2015/9/8/chartex" xmlns:cx2="http://schemas.microsoft.com/office/drawing/2015/10/21/chartex" xmlns:cx3="http://schemas.microsoft.com/office/drawing/2016/5/9/chartex" xmlns:cx4="http://schemas.microsoft.com/office/drawing/2016/5/10/chartex" xmlns:cx5="http://schemas.microsoft.com/office/drawing/2016/5/11/chartex" xmlns:cx6="http://schemas.microsoft.com/office/drawing/2016/5/12/chartex" xmlns:cx7="http://schemas.microsoft.com/office/drawing/2016/5/13/chartex" xmlns:cx8="http://schemas.microsoft.com/office/drawing/2016/5/14/chartex" xmlns:mc="http://schemas.openxmlformats.org/markup-compatibility/2006" xmlns:aink="http://schemas.microsoft.com/office/drawing/2016/ink" xmlns:am3d="http://schemas.microsoft.com/office/drawing/2017/model3d" xmlns:o="urn:schemas-microsoft-com:office:office" xmlns:oel="http://schemas.microsoft.com/office/2019/extlst" xmlns:r="http://schemas.openxmlformats.org/officeDocument/2006/relationships" xmlns:m="http://schemas.openxmlformats.org/officeDocument/2006/math" xmlns:v="urn:schemas-microsoft-com:vml" xmlns:wp14="http://schemas.microsoft.com/office/word/2010/wordprocessingDrawing" xmlns:wp="http://schemas.openxmlformats.org/drawingml/2006/wordprocessingDrawing" xmlns:w10="urn:schemas-microsoft-com:office:word" xmlns:w="http://schemas.openxmlformats.org/wordprocessingml/2006/main" xmlns:w14="http://schemas.microsoft.com/office/word/2010/wordml" xmlns:w15="http://schemas.microsoft.com/office/word/2012/wordml" xmlns:w16cex="http://schemas.microsoft.com/office/word/2018/wordml/cex" xmlns:w16cid="http://schemas.microsoft.com/office/word/2016/wordml/cid" xmlns:w16="http://schemas.microsoft.com/office/word/2018/wordml" xmlns:w16du="http://schemas.microsoft.com/office/word/2023/wordml/word16du" xmlns:w16sdtdh="http://schemas.microsoft.com/office/word/2020/wordml/sdtdatahash" xmlns:w16sdtfl="http://schemas.microsoft.com/office/word/2024/wordml/sdtformatlock" xmlns:w16se="http://schemas.microsoft.com/office/word/2015/wordml/symex" xmlns:wpg="http://schemas.microsoft.com/office/word/2010/wordprocessingGroup" xmlns:wpi="http://schemas.microsoft.com/office/word/2010/wordprocessingInk" xmlns:wne="http://schemas.microsoft.com/office/word/2006/wordml" xmlns:wps="http://schemas.microsoft.com/office/word/2010/wordprocessingShape" mc:Ignorable="w14 w15 w16se w16cid w16 w16cex w16sdtdh w16sdtfl w16du wp14">
+<w:footnotes xmlns:wpc="http://schemas.microsoft.com/office/word/2010/wordprocessingCanvas" xmlns:cx="http://schemas.microsoft.com/office/drawing/2014/chartex" xmlns:cx1="http://schemas.microsoft.com/office/drawing/2015/9/8/chartex" xmlns:cx2="http://schemas.microsoft.com/office/drawing/2015/10/21/chartex" xmlns:cx3="http://schemas.microsoft.com/office/drawing/2016/5/9/chartex" xmlns:cx4="http://schemas.microsoft.com/office/drawing/2016/5/10/chartex" xmlns:cx5="http://schemas.microsoft.com/office/drawing/2016/5/11/chartex" xmlns:cx6="http://schemas.microsoft.com/office/drawing/2016/5/12/chartex" xmlns:cx7="http://schemas.microsoft.com/office/drawing/2016/5/13/chartex" xmlns:cx8="http://schemas.microsoft.com/office/drawing/2016/5/14/chartex" xmlns:mc="http://schemas.openxmlformats.org/markup-compatibility/2006" xmlns:aink="http://schemas.microsoft.com/office/drawing/2016/ink" xmlns:am3d="http://schemas.microsoft.com/office/drawing/2017/model3d" xmlns:o="urn:schemas-microsoft-com:office:office" xmlns:r="http://schemas.openxmlformats.org/officeDocument/2006/relationships" xmlns:m="http://schemas.openxmlformats.org/officeDocument/2006/math" xmlns:v="urn:schemas-microsoft-com:vml" xmlns:wp14="http://schemas.microsoft.com/office/word/2010/wordprocessingDrawing" xmlns:wp="http://schemas.openxmlformats.org/drawingml/2006/wordprocessingDrawing" xmlns:w10="urn:schemas-microsoft-com:office:word" xmlns:w="http://schemas.openxmlformats.org/wordprocessingml/2006/main" xmlns:w14="http://schemas.microsoft.com/office/word/2010/wordml" xmlns:w15="http://schemas.microsoft.com/office/word/2012/wordml" xmlns:w16cex="http://schemas.microsoft.com/office/word/2018/wordml/cex" xmlns:w16cid="http://schemas.microsoft.com/office/word/2016/wordml/cid" xmlns:w16="http://schemas.microsoft.com/office/word/2018/wordml" xmlns:w16sdtdh="http://schemas.microsoft.com/office/word/2020/wordml/sdtdatahash" xmlns:w16se="http://schemas.microsoft.com/office/word/2015/wordml/symex" xmlns:wpg="http://schemas.microsoft.com/office/word/2010/wordprocessingGroup" xmlns:wpi="http://schemas.microsoft.com/office/word/2010/wordprocessingInk" xmlns:wne="http://schemas.microsoft.com/office/word/2006/wordml" xmlns:wps="http://schemas.microsoft.com/office/word/2010/wordprocessingShape" mc:Ignorable="w14 w15 w16se w16cid w16 w16cex w16sdtdh wp14">
   <w:footnote w:type="separator" w:id="-1">
     <w:p>
       <w:pPr>
@@ -4593,7 +4825,7 @@
 </file>
 
 <file path=word/numbering.xml><?xml version="1.0" encoding="utf-8"?>
-<w:numbering xmlns:wpc="http://schemas.microsoft.com/office/word/2010/wordprocessingCanvas" xmlns:cx="http://schemas.microsoft.com/office/drawing/2014/chartex" xmlns:cx1="http://schemas.microsoft.com/office/drawing/2015/9/8/chartex" xmlns:cx2="http://schemas.microsoft.com/office/drawing/2015/10/21/chartex" xmlns:cx3="http://schemas.microsoft.com/office/drawing/2016/5/9/chartex" xmlns:cx4="http://schemas.microsoft.com/office/drawing/2016/5/10/chartex" xmlns:cx5="http://schemas.microsoft.com/office/drawing/2016/5/11/chartex" xmlns:cx6="http://schemas.microsoft.com/office/drawing/2016/5/12/chartex" xmlns:cx7="http://schemas.microsoft.com/office/drawing/2016/5/13/chartex" xmlns:cx8="http://schemas.microsoft.com/office/drawing/2016/5/14/chartex" xmlns:mc="http://schemas.openxmlformats.org/markup-compatibility/2006" xmlns:aink="http://schemas.microsoft.com/office/drawing/2016/ink" xmlns:am3d="http://schemas.microsoft.com/office/drawing/2017/model3d" xmlns:o="urn:schemas-microsoft-com:office:office" xmlns:oel="http://schemas.microsoft.com/office/2019/extlst" xmlns:r="http://schemas.openxmlformats.org/officeDocument/2006/relationships" xmlns:m="http://schemas.openxmlformats.org/officeDocument/2006/math" xmlns:v="urn:schemas-microsoft-com:vml" xmlns:wp14="http://schemas.microsoft.com/office/word/2010/wordprocessingDrawing" xmlns:wp="http://schemas.openxmlformats.org/drawingml/2006/wordprocessingDrawing" xmlns:w10="urn:schemas-microsoft-com:office:word" xmlns:w="http://schemas.openxmlformats.org/wordprocessingml/2006/main" xmlns:w14="http://schemas.microsoft.com/office/word/2010/wordml" xmlns:w15="http://schemas.microsoft.com/office/word/2012/wordml" xmlns:w16cex="http://schemas.microsoft.com/office/word/2018/wordml/cex" xmlns:w16cid="http://schemas.microsoft.com/office/word/2016/wordml/cid" xmlns:w16="http://schemas.microsoft.com/office/word/2018/wordml" xmlns:w16du="http://schemas.microsoft.com/office/word/2023/wordml/word16du" xmlns:w16sdtdh="http://schemas.microsoft.com/office/word/2020/wordml/sdtdatahash" xmlns:w16sdtfl="http://schemas.microsoft.com/office/word/2024/wordml/sdtformatlock" xmlns:w16se="http://schemas.microsoft.com/office/word/2015/wordml/symex" xmlns:wpg="http://schemas.microsoft.com/office/word/2010/wordprocessingGroup" xmlns:wpi="http://schemas.microsoft.com/office/word/2010/wordprocessingInk" xmlns:wne="http://schemas.microsoft.com/office/word/2006/wordml" xmlns:wps="http://schemas.microsoft.com/office/word/2010/wordprocessingShape" mc:Ignorable="w14 w15 w16se w16cid w16 w16cex w16sdtdh w16sdtfl w16du wp14">
+<w:numbering xmlns:wpc="http://schemas.microsoft.com/office/word/2010/wordprocessingCanvas" xmlns:cx="http://schemas.microsoft.com/office/drawing/2014/chartex" xmlns:cx1="http://schemas.microsoft.com/office/drawing/2015/9/8/chartex" xmlns:cx2="http://schemas.microsoft.com/office/drawing/2015/10/21/chartex" xmlns:cx3="http://schemas.microsoft.com/office/drawing/2016/5/9/chartex" xmlns:cx4="http://schemas.microsoft.com/office/drawing/2016/5/10/chartex" xmlns:cx5="http://schemas.microsoft.com/office/drawing/2016/5/11/chartex" xmlns:cx6="http://schemas.microsoft.com/office/drawing/2016/5/12/chartex" xmlns:cx7="http://schemas.microsoft.com/office/drawing/2016/5/13/chartex" xmlns:cx8="http://schemas.microsoft.com/office/drawing/2016/5/14/chartex" xmlns:mc="http://schemas.openxmlformats.org/markup-compatibility/2006" xmlns:aink="http://schemas.microsoft.com/office/drawing/2016/ink" xmlns:am3d="http://schemas.microsoft.com/office/drawing/2017/model3d" xmlns:o="urn:schemas-microsoft-com:office:office" xmlns:r="http://schemas.openxmlformats.org/officeDocument/2006/relationships" xmlns:m="http://schemas.openxmlformats.org/officeDocument/2006/math" xmlns:v="urn:schemas-microsoft-com:vml" xmlns:wp14="http://schemas.microsoft.com/office/word/2010/wordprocessingDrawing" xmlns:wp="http://schemas.openxmlformats.org/drawingml/2006/wordprocessingDrawing" xmlns:w10="urn:schemas-microsoft-com:office:word" xmlns:w="http://schemas.openxmlformats.org/wordprocessingml/2006/main" xmlns:w14="http://schemas.microsoft.com/office/word/2010/wordml" xmlns:w15="http://schemas.microsoft.com/office/word/2012/wordml" xmlns:w16cex="http://schemas.microsoft.com/office/word/2018/wordml/cex" xmlns:w16cid="http://schemas.microsoft.com/office/word/2016/wordml/cid" xmlns:w16="http://schemas.microsoft.com/office/word/2018/wordml" xmlns:w16sdtdh="http://schemas.microsoft.com/office/word/2020/wordml/sdtdatahash" xmlns:w16se="http://schemas.microsoft.com/office/word/2015/wordml/symex" xmlns:wpg="http://schemas.microsoft.com/office/word/2010/wordprocessingGroup" xmlns:wpi="http://schemas.microsoft.com/office/word/2010/wordprocessingInk" xmlns:wne="http://schemas.microsoft.com/office/word/2006/wordml" xmlns:wps="http://schemas.microsoft.com/office/word/2010/wordprocessingShape" mc:Ignorable="w14 w15 w16se w16cid w16 w16cex w16sdtdh wp14">
   <w:abstractNum w:abstractNumId="0" w15:restartNumberingAfterBreak="0">
     <w:nsid w:val="008D499C"/>
     <w:multiLevelType w:val="hybridMultilevel"/>
@@ -9322,7 +9554,7 @@
       </w:rPr>
     </w:lvl>
   </w:abstractNum>
-  <w:num w:numId="1" w16cid:durableId="1004748315">
+  <w:num w:numId="1">
     <w:abstractNumId w:val="2"/>
     <w:lvlOverride w:ilvl="0">
       <w:startOverride w:val="1"/>
@@ -9352,16 +9584,16 @@
       <w:startOverride w:val="1"/>
     </w:lvlOverride>
   </w:num>
-  <w:num w:numId="2" w16cid:durableId="895429251">
+  <w:num w:numId="2">
     <w:abstractNumId w:val="15"/>
   </w:num>
-  <w:num w:numId="3" w16cid:durableId="1758360274">
+  <w:num w:numId="3">
     <w:abstractNumId w:val="11"/>
   </w:num>
-  <w:num w:numId="4" w16cid:durableId="1392076472">
+  <w:num w:numId="4">
     <w:abstractNumId w:val="18"/>
   </w:num>
-  <w:num w:numId="5" w16cid:durableId="1794592169">
+  <w:num w:numId="5">
     <w:abstractNumId w:val="23"/>
     <w:lvlOverride w:ilvl="0">
       <w:startOverride w:val="1"/>
@@ -9391,134 +9623,134 @@
       <w:startOverride w:val="1"/>
     </w:lvlOverride>
   </w:num>
-  <w:num w:numId="6" w16cid:durableId="1067997482">
+  <w:num w:numId="6">
     <w:abstractNumId w:val="26"/>
   </w:num>
-  <w:num w:numId="7" w16cid:durableId="758252635">
+  <w:num w:numId="7">
     <w:abstractNumId w:val="27"/>
   </w:num>
-  <w:num w:numId="8" w16cid:durableId="1327781020">
+  <w:num w:numId="8">
     <w:abstractNumId w:val="44"/>
   </w:num>
-  <w:num w:numId="9" w16cid:durableId="90201994">
+  <w:num w:numId="9">
     <w:abstractNumId w:val="37"/>
   </w:num>
-  <w:num w:numId="10" w16cid:durableId="1846364260">
+  <w:num w:numId="10">
     <w:abstractNumId w:val="3"/>
   </w:num>
-  <w:num w:numId="11" w16cid:durableId="1281300856">
+  <w:num w:numId="11">
     <w:abstractNumId w:val="40"/>
   </w:num>
-  <w:num w:numId="12" w16cid:durableId="1378116959">
+  <w:num w:numId="12">
     <w:abstractNumId w:val="34"/>
   </w:num>
-  <w:num w:numId="13" w16cid:durableId="243074920">
+  <w:num w:numId="13">
     <w:abstractNumId w:val="9"/>
   </w:num>
-  <w:num w:numId="14" w16cid:durableId="973560522">
+  <w:num w:numId="14">
     <w:abstractNumId w:val="21"/>
   </w:num>
-  <w:num w:numId="15" w16cid:durableId="1093623662">
+  <w:num w:numId="15">
     <w:abstractNumId w:val="10"/>
   </w:num>
-  <w:num w:numId="16" w16cid:durableId="870845814">
+  <w:num w:numId="16">
     <w:abstractNumId w:val="13"/>
   </w:num>
-  <w:num w:numId="17" w16cid:durableId="2104063804">
+  <w:num w:numId="17">
     <w:abstractNumId w:val="19"/>
   </w:num>
-  <w:num w:numId="18" w16cid:durableId="2103867150">
+  <w:num w:numId="18">
     <w:abstractNumId w:val="28"/>
   </w:num>
-  <w:num w:numId="19" w16cid:durableId="792209287">
+  <w:num w:numId="19">
     <w:abstractNumId w:val="43"/>
   </w:num>
-  <w:num w:numId="20" w16cid:durableId="935987218">
+  <w:num w:numId="20">
     <w:abstractNumId w:val="17"/>
   </w:num>
-  <w:num w:numId="21" w16cid:durableId="1091698957">
+  <w:num w:numId="21">
     <w:abstractNumId w:val="0"/>
   </w:num>
-  <w:num w:numId="22" w16cid:durableId="1479880770">
+  <w:num w:numId="22">
     <w:abstractNumId w:val="6"/>
   </w:num>
-  <w:num w:numId="23" w16cid:durableId="555969845">
+  <w:num w:numId="23">
     <w:abstractNumId w:val="42"/>
   </w:num>
-  <w:num w:numId="24" w16cid:durableId="457525631">
+  <w:num w:numId="24">
     <w:abstractNumId w:val="35"/>
   </w:num>
-  <w:num w:numId="25" w16cid:durableId="1741366462">
+  <w:num w:numId="25">
     <w:abstractNumId w:val="30"/>
   </w:num>
-  <w:num w:numId="26" w16cid:durableId="2086607909">
+  <w:num w:numId="26">
     <w:abstractNumId w:val="29"/>
   </w:num>
-  <w:num w:numId="27" w16cid:durableId="1562983972">
+  <w:num w:numId="27">
     <w:abstractNumId w:val="1"/>
   </w:num>
-  <w:num w:numId="28" w16cid:durableId="1422145116">
+  <w:num w:numId="28">
     <w:abstractNumId w:val="22"/>
   </w:num>
-  <w:num w:numId="29" w16cid:durableId="1920093159">
+  <w:num w:numId="29">
     <w:abstractNumId w:val="5"/>
   </w:num>
-  <w:num w:numId="30" w16cid:durableId="712770921">
+  <w:num w:numId="30">
     <w:abstractNumId w:val="45"/>
   </w:num>
-  <w:num w:numId="31" w16cid:durableId="2009361130">
+  <w:num w:numId="31">
     <w:abstractNumId w:val="25"/>
   </w:num>
-  <w:num w:numId="32" w16cid:durableId="1283875836">
+  <w:num w:numId="32">
     <w:abstractNumId w:val="7"/>
   </w:num>
-  <w:num w:numId="33" w16cid:durableId="1151559095">
+  <w:num w:numId="33">
     <w:abstractNumId w:val="8"/>
   </w:num>
-  <w:num w:numId="34" w16cid:durableId="1930039879">
+  <w:num w:numId="34">
     <w:abstractNumId w:val="36"/>
   </w:num>
-  <w:num w:numId="35" w16cid:durableId="771824864">
+  <w:num w:numId="35">
     <w:abstractNumId w:val="31"/>
   </w:num>
-  <w:num w:numId="36" w16cid:durableId="1481656301">
+  <w:num w:numId="36">
     <w:abstractNumId w:val="38"/>
   </w:num>
-  <w:num w:numId="37" w16cid:durableId="1980844679">
+  <w:num w:numId="37">
     <w:abstractNumId w:val="16"/>
   </w:num>
-  <w:num w:numId="38" w16cid:durableId="835877328">
+  <w:num w:numId="38">
     <w:abstractNumId w:val="14"/>
   </w:num>
-  <w:num w:numId="39" w16cid:durableId="164561189">
+  <w:num w:numId="39">
     <w:abstractNumId w:val="33"/>
   </w:num>
-  <w:num w:numId="40" w16cid:durableId="1309555953">
+  <w:num w:numId="40">
     <w:abstractNumId w:val="32"/>
   </w:num>
-  <w:num w:numId="41" w16cid:durableId="1889220689">
+  <w:num w:numId="41">
     <w:abstractNumId w:val="20"/>
   </w:num>
-  <w:num w:numId="42" w16cid:durableId="195435346">
+  <w:num w:numId="42">
     <w:abstractNumId w:val="12"/>
   </w:num>
-  <w:num w:numId="43" w16cid:durableId="280572361">
+  <w:num w:numId="43">
     <w:abstractNumId w:val="24"/>
   </w:num>
-  <w:num w:numId="44" w16cid:durableId="1939873827">
+  <w:num w:numId="44">
     <w:abstractNumId w:val="4"/>
   </w:num>
-  <w:num w:numId="45" w16cid:durableId="1088190115">
+  <w:num w:numId="45">
     <w:abstractNumId w:val="39"/>
   </w:num>
-  <w:num w:numId="46" w16cid:durableId="296497822">
+  <w:num w:numId="46">
     <w:abstractNumId w:val="41"/>
   </w:num>
 </w:numbering>
 </file>
 
 <file path=word/people.xml><?xml version="1.0" encoding="utf-8"?>
-<w15:people xmlns:wpc="http://schemas.microsoft.com/office/word/2010/wordprocessingCanvas" xmlns:cx="http://schemas.microsoft.com/office/drawing/2014/chartex" xmlns:cx1="http://schemas.microsoft.com/office/drawing/2015/9/8/chartex" xmlns:cx2="http://schemas.microsoft.com/office/drawing/2015/10/21/chartex" xmlns:cx3="http://schemas.microsoft.com/office/drawing/2016/5/9/chartex" xmlns:cx4="http://schemas.microsoft.com/office/drawing/2016/5/10/chartex" xmlns:cx5="http://schemas.microsoft.com/office/drawing/2016/5/11/chartex" xmlns:cx6="http://schemas.microsoft.com/office/drawing/2016/5/12/chartex" xmlns:cx7="http://schemas.microsoft.com/office/drawing/2016/5/13/chartex" xmlns:cx8="http://schemas.microsoft.com/office/drawing/2016/5/14/chartex" xmlns:mc="http://schemas.openxmlformats.org/markup-compatibility/2006" xmlns:aink="http://schemas.microsoft.com/office/drawing/2016/ink" xmlns:am3d="http://schemas.microsoft.com/office/drawing/2017/model3d" xmlns:o="urn:schemas-microsoft-com:office:office" xmlns:oel="http://schemas.microsoft.com/office/2019/extlst" xmlns:r="http://schemas.openxmlformats.org/officeDocument/2006/relationships" xmlns:m="http://schemas.openxmlformats.org/officeDocument/2006/math" xmlns:v="urn:schemas-microsoft-com:vml" xmlns:wp14="http://schemas.microsoft.com/office/word/2010/wordprocessingDrawing" xmlns:wp="http://schemas.openxmlformats.org/drawingml/2006/wordprocessingDrawing" xmlns:w10="urn:schemas-microsoft-com:office:word" xmlns:w="http://schemas.openxmlformats.org/wordprocessingml/2006/main" xmlns:w14="http://schemas.microsoft.com/office/word/2010/wordml" xmlns:w15="http://schemas.microsoft.com/office/word/2012/wordml" xmlns:w16cex="http://schemas.microsoft.com/office/word/2018/wordml/cex" xmlns:w16cid="http://schemas.microsoft.com/office/word/2016/wordml/cid" xmlns:w16="http://schemas.microsoft.com/office/word/2018/wordml" xmlns:w16du="http://schemas.microsoft.com/office/word/2023/wordml/word16du" xmlns:w16sdtdh="http://schemas.microsoft.com/office/word/2020/wordml/sdtdatahash" xmlns:w16sdtfl="http://schemas.microsoft.com/office/word/2024/wordml/sdtformatlock" xmlns:w16se="http://schemas.microsoft.com/office/word/2015/wordml/symex" xmlns:wpg="http://schemas.microsoft.com/office/word/2010/wordprocessingGroup" xmlns:wpi="http://schemas.microsoft.com/office/word/2010/wordprocessingInk" xmlns:wne="http://schemas.microsoft.com/office/word/2006/wordml" xmlns:wps="http://schemas.microsoft.com/office/word/2010/wordprocessingShape" mc:Ignorable="w14 w15 w16se w16cid w16 w16cex w16sdtdh w16sdtfl w16du wp14">
+<w15:people xmlns:wpc="http://schemas.microsoft.com/office/word/2010/wordprocessingCanvas" xmlns:cx="http://schemas.microsoft.com/office/drawing/2014/chartex" xmlns:cx1="http://schemas.microsoft.com/office/drawing/2015/9/8/chartex" xmlns:cx2="http://schemas.microsoft.com/office/drawing/2015/10/21/chartex" xmlns:cx3="http://schemas.microsoft.com/office/drawing/2016/5/9/chartex" xmlns:cx4="http://schemas.microsoft.com/office/drawing/2016/5/10/chartex" xmlns:cx5="http://schemas.microsoft.com/office/drawing/2016/5/11/chartex" xmlns:cx6="http://schemas.microsoft.com/office/drawing/2016/5/12/chartex" xmlns:cx7="http://schemas.microsoft.com/office/drawing/2016/5/13/chartex" xmlns:cx8="http://schemas.microsoft.com/office/drawing/2016/5/14/chartex" xmlns:mc="http://schemas.openxmlformats.org/markup-compatibility/2006" xmlns:aink="http://schemas.microsoft.com/office/drawing/2016/ink" xmlns:am3d="http://schemas.microsoft.com/office/drawing/2017/model3d" xmlns:o="urn:schemas-microsoft-com:office:office" xmlns:r="http://schemas.openxmlformats.org/officeDocument/2006/relationships" xmlns:m="http://schemas.openxmlformats.org/officeDocument/2006/math" xmlns:v="urn:schemas-microsoft-com:vml" xmlns:wp14="http://schemas.microsoft.com/office/word/2010/wordprocessingDrawing" xmlns:wp="http://schemas.openxmlformats.org/drawingml/2006/wordprocessingDrawing" xmlns:w10="urn:schemas-microsoft-com:office:word" xmlns:w="http://schemas.openxmlformats.org/wordprocessingml/2006/main" xmlns:w14="http://schemas.microsoft.com/office/word/2010/wordml" xmlns:w15="http://schemas.microsoft.com/office/word/2012/wordml" xmlns:w16cex="http://schemas.microsoft.com/office/word/2018/wordml/cex" xmlns:w16cid="http://schemas.microsoft.com/office/word/2016/wordml/cid" xmlns:w16="http://schemas.microsoft.com/office/word/2018/wordml" xmlns:w16sdtdh="http://schemas.microsoft.com/office/word/2020/wordml/sdtdatahash" xmlns:w16se="http://schemas.microsoft.com/office/word/2015/wordml/symex" xmlns:wpg="http://schemas.microsoft.com/office/word/2010/wordprocessingGroup" xmlns:wpi="http://schemas.microsoft.com/office/word/2010/wordprocessingInk" xmlns:wne="http://schemas.microsoft.com/office/word/2006/wordml" xmlns:wps="http://schemas.microsoft.com/office/word/2010/wordprocessingShape" mc:Ignorable="w14 w15 w16se w16cid w16 w16cex w16sdtdh wp14">
   <w15:person w15:author="Иваненко Юрий Сергеевич">
     <w15:presenceInfo w15:providerId="AD" w15:userId="S::ivanenko_yus@dvfu.ru::9db6a4ee-0978-424b-a1ac-45c753e2cff0"/>
   </w15:person>
@@ -9526,7 +9758,7 @@
 </file>
 
 <file path=word/styles.xml><?xml version="1.0" encoding="utf-8"?>
-<w:styles xmlns:mc="http://schemas.openxmlformats.org/markup-compatibility/2006" xmlns:r="http://schemas.openxmlformats.org/officeDocument/2006/relationships" xmlns:w="http://schemas.openxmlformats.org/wordprocessingml/2006/main" xmlns:w14="http://schemas.microsoft.com/office/word/2010/wordml" xmlns:w15="http://schemas.microsoft.com/office/word/2012/wordml" xmlns:w16cex="http://schemas.microsoft.com/office/word/2018/wordml/cex" xmlns:w16cid="http://schemas.microsoft.com/office/word/2016/wordml/cid" xmlns:w16="http://schemas.microsoft.com/office/word/2018/wordml" xmlns:w16du="http://schemas.microsoft.com/office/word/2023/wordml/word16du" xmlns:w16sdtdh="http://schemas.microsoft.com/office/word/2020/wordml/sdtdatahash" xmlns:w16sdtfl="http://schemas.microsoft.com/office/word/2024/wordml/sdtformatlock" xmlns:w16se="http://schemas.microsoft.com/office/word/2015/wordml/symex" mc:Ignorable="w14 w15 w16se w16cid w16 w16cex w16sdtdh w16sdtfl w16du">
+<w:styles xmlns:mc="http://schemas.openxmlformats.org/markup-compatibility/2006" xmlns:r="http://schemas.openxmlformats.org/officeDocument/2006/relationships" xmlns:w="http://schemas.openxmlformats.org/wordprocessingml/2006/main" xmlns:w14="http://schemas.microsoft.com/office/word/2010/wordml" xmlns:w15="http://schemas.microsoft.com/office/word/2012/wordml" xmlns:w16cex="http://schemas.microsoft.com/office/word/2018/wordml/cex" xmlns:w16cid="http://schemas.microsoft.com/office/word/2016/wordml/cid" xmlns:w16="http://schemas.microsoft.com/office/word/2018/wordml" xmlns:w16sdtdh="http://schemas.microsoft.com/office/word/2020/wordml/sdtdatahash" xmlns:w16se="http://schemas.microsoft.com/office/word/2015/wordml/symex" mc:Ignorable="w14 w15 w16se w16cid w16 w16cex w16sdtdh">
   <w:docDefaults>
     <w:rPrDefault>
       <w:rPr>
